--- a/DASPRO/Tugas_Praktikum/jobsheet05_09.docx
+++ b/DASPRO/Tugas_Praktikum/jobsheet05_09.docx
@@ -185,7 +185,7 @@
                     <pic:cNvPicPr/>
                   </pic:nvPicPr>
                   <pic:blipFill>
-                    <a:blip r:embed="rId4" cstate="print">
+                    <a:blip r:embed="rId5" cstate="print">
                       <a:extLst>
                         <a:ext uri="{28A0092B-C50C-407E-A947-70E740481C1C}">
                           <a14:useLocalDpi xmlns:a14="http://schemas.microsoft.com/office/drawing/2010/main" val="0"/>
@@ -225,211 +225,43 @@
           <w:rFonts w:ascii="Times New Roman" w:hAnsi="Times New Roman" w:cs="Times New Roman"/>
           <w:lang w:val="id-ID"/>
         </w:rPr>
-        <w:t xml:space="preserve">1. Apa yang terjadi jika mahasiswa menjawab "No" pada pertanyaan bebas kompen? Mengapa demikian? </w:t>
-      </w:r>
-    </w:p>
-    <w:p>
-      <w:pPr>
-        <w:jc w:val="both"/>
-        <w:rPr>
-          <w:rFonts w:ascii="Times New Roman" w:hAnsi="Times New Roman" w:cs="Times New Roman"/>
-          <w:lang w:val="id-ID"/>
-        </w:rPr>
-      </w:pPr>
-      <w:r>
-        <w:rPr>
-          <w:rFonts w:ascii="Times New Roman" w:hAnsi="Times New Roman" w:cs="Times New Roman"/>
-          <w:lang w:val="id-ID"/>
-        </w:rPr>
-        <w:t xml:space="preserve">2. Jelaskan maksud dari potongan kode berikut! </w:t>
-      </w:r>
-    </w:p>
-    <w:p>
-      <w:pPr>
-        <w:jc w:val="both"/>
-        <w:rPr>
-          <w:rFonts w:ascii="Times New Roman" w:hAnsi="Times New Roman" w:cs="Times New Roman"/>
-          <w:lang w:val="id-ID"/>
-        </w:rPr>
-      </w:pPr>
-      <w:r>
-        <w:rPr>
-          <w:rFonts w:ascii="Times New Roman" w:hAnsi="Times New Roman" w:cs="Times New Roman"/>
-          <w:lang w:val="id-ID"/>
-        </w:rPr>
-        <w:t>3. Bagaimana alur pemeriksaan syarat mahasiswa dari awal sampai akhir? Jelaskan secara runtut untuk semua kondisi!</w:t>
-      </w:r>
-    </w:p>
-    <w:p>
-      <w:pPr>
-        <w:jc w:val="both"/>
-        <w:rPr>
-          <w:rFonts w:ascii="Times New Roman" w:hAnsi="Times New Roman" w:cs="Times New Roman"/>
-          <w:sz w:val="28"/>
-          <w:szCs w:val="28"/>
-          <w:lang w:val="id-ID"/>
-        </w:rPr>
-      </w:pPr>
-    </w:p>
-    <w:p>
-      <w:pPr>
-        <w:jc w:val="both"/>
-        <w:rPr>
-          <w:rFonts w:ascii="Times New Roman" w:hAnsi="Times New Roman" w:cs="Times New Roman"/>
-          <w:b/>
-          <w:bCs/>
-          <w:sz w:val="28"/>
-          <w:szCs w:val="28"/>
-          <w:lang w:val="id-ID"/>
-        </w:rPr>
-      </w:pPr>
-    </w:p>
-    <w:p>
-      <w:pPr>
-        <w:jc w:val="both"/>
-        <w:rPr>
-          <w:rFonts w:ascii="Times New Roman" w:hAnsi="Times New Roman" w:cs="Times New Roman"/>
-          <w:b/>
-          <w:bCs/>
-          <w:sz w:val="28"/>
-          <w:szCs w:val="28"/>
-          <w:lang w:val="id-ID"/>
-        </w:rPr>
-      </w:pPr>
-    </w:p>
-    <w:p>
-      <w:pPr>
-        <w:jc w:val="both"/>
-        <w:rPr>
-          <w:rFonts w:ascii="Times New Roman" w:hAnsi="Times New Roman" w:cs="Times New Roman"/>
-          <w:b/>
-          <w:bCs/>
-          <w:sz w:val="28"/>
-          <w:szCs w:val="28"/>
-          <w:lang w:val="id-ID"/>
-        </w:rPr>
-      </w:pPr>
-    </w:p>
-    <w:p>
-      <w:pPr>
-        <w:jc w:val="both"/>
-        <w:rPr>
-          <w:rFonts w:ascii="Times New Roman" w:hAnsi="Times New Roman" w:cs="Times New Roman"/>
-          <w:b/>
-          <w:bCs/>
-          <w:sz w:val="28"/>
-          <w:szCs w:val="28"/>
-          <w:lang w:val="id-ID"/>
-        </w:rPr>
-      </w:pPr>
-    </w:p>
-    <w:p>
-      <w:pPr>
-        <w:jc w:val="both"/>
-        <w:rPr>
-          <w:rFonts w:ascii="Times New Roman" w:hAnsi="Times New Roman" w:cs="Times New Roman"/>
-          <w:b/>
-          <w:bCs/>
-          <w:sz w:val="28"/>
-          <w:szCs w:val="28"/>
-          <w:lang w:val="id-ID"/>
-        </w:rPr>
-      </w:pPr>
-    </w:p>
-    <w:p>
-      <w:pPr>
-        <w:jc w:val="both"/>
-        <w:rPr>
-          <w:rFonts w:ascii="Times New Roman" w:hAnsi="Times New Roman" w:cs="Times New Roman"/>
-          <w:b/>
-          <w:bCs/>
-          <w:sz w:val="28"/>
-          <w:szCs w:val="28"/>
-          <w:lang w:val="id-ID"/>
-        </w:rPr>
-      </w:pPr>
-      <w:r>
-        <w:rPr>
-          <w:rFonts w:ascii="Times New Roman" w:hAnsi="Times New Roman" w:cs="Times New Roman"/>
-          <w:b/>
-          <w:bCs/>
-          <w:sz w:val="28"/>
-          <w:szCs w:val="28"/>
-          <w:lang w:val="id-ID"/>
-        </w:rPr>
-        <w:lastRenderedPageBreak/>
-        <w:t>2.2 Percobaan 2: Operator Logika untuk Menentukan Akses WiFi Kampus</w:t>
-      </w:r>
-    </w:p>
-    <w:p>
-      <w:pPr>
-        <w:jc w:val="both"/>
-        <w:rPr>
-          <w:rFonts w:ascii="Times New Roman" w:hAnsi="Times New Roman" w:cs="Times New Roman"/>
-          <w:b/>
-          <w:bCs/>
-          <w:sz w:val="28"/>
-          <w:szCs w:val="28"/>
-          <w:lang w:val="id-ID"/>
-        </w:rPr>
-      </w:pPr>
-      <w:r>
-        <w:rPr>
-          <w:rFonts w:ascii="Times New Roman" w:hAnsi="Times New Roman" w:cs="Times New Roman"/>
-          <w:b/>
-          <w:bCs/>
-          <w:sz w:val="28"/>
-          <w:szCs w:val="28"/>
-          <w:lang w:val="id-ID"/>
-        </w:rPr>
-        <w:t xml:space="preserve">Pertanyaan </w:t>
-      </w:r>
-    </w:p>
-    <w:p>
-      <w:pPr>
-        <w:jc w:val="both"/>
-        <w:rPr>
-          <w:rFonts w:ascii="Times New Roman" w:hAnsi="Times New Roman" w:cs="Times New Roman"/>
-          <w:b/>
-          <w:bCs/>
-          <w:sz w:val="28"/>
-          <w:szCs w:val="28"/>
-          <w:lang w:val="id-ID"/>
-        </w:rPr>
-      </w:pPr>
-      <w:r>
-        <w:rPr>
-          <w:rFonts w:ascii="Times New Roman" w:hAnsi="Times New Roman" w:cs="Times New Roman"/>
-          <w:b/>
-          <w:bCs/>
+        <w:t>1.</w:t>
+      </w:r>
+      <w:r>
+        <w:rPr>
+          <w:rFonts w:ascii="Times New Roman" w:hAnsi="Times New Roman" w:cs="Times New Roman"/>
+          <w:lang w:val="id-ID"/>
+        </w:rPr>
+        <w:t xml:space="preserve">Apa yang terjadi jika mahasiswa menjawab "No" pada pertanyaan bebas kompen? Mengapa demikian? </w:t>
+      </w:r>
+    </w:p>
+    <w:p>
+      <w:pPr>
+        <w:jc w:val="both"/>
+        <w:rPr>
+          <w:rFonts w:ascii="Times New Roman" w:hAnsi="Times New Roman" w:cs="Times New Roman"/>
+          <w:lang w:val="id-ID"/>
+        </w:rPr>
+      </w:pPr>
+      <w:r>
+        <w:rPr>
           <w:noProof/>
-          <w:sz w:val="28"/>
-          <w:szCs w:val="28"/>
-          <w:lang w:val="id-ID"/>
         </w:rPr>
         <w:drawing>
-          <wp:inline distT="0" distB="0" distL="0" distR="0" wp14:anchorId="5C6572E7" wp14:editId="3BE4F166">
-            <wp:extent cx="4400550" cy="2473899"/>
-            <wp:effectExtent l="0" t="0" r="0" b="3175"/>
-            <wp:docPr id="2" name="Picture 2"/>
-            <wp:cNvGraphicFramePr>
-              <a:graphicFrameLocks xmlns:a="http://schemas.openxmlformats.org/drawingml/2006/main" noChangeAspect="1"/>
-            </wp:cNvGraphicFramePr>
+          <wp:inline distT="0" distB="0" distL="0" distR="0" wp14:anchorId="70F6EB0D" wp14:editId="4BA440FE">
+            <wp:extent cx="3219450" cy="403225"/>
+            <wp:effectExtent l="0" t="0" r="0" b="0"/>
+            <wp:docPr id="366102085" name="Picture 1"/>
+            <wp:cNvGraphicFramePr/>
             <a:graphic xmlns:a="http://schemas.openxmlformats.org/drawingml/2006/main">
               <a:graphicData uri="http://schemas.openxmlformats.org/drawingml/2006/picture">
                 <pic:pic xmlns:pic="http://schemas.openxmlformats.org/drawingml/2006/picture">
                   <pic:nvPicPr>
-                    <pic:cNvPr id="2" name="Picture 2"/>
+                    <pic:cNvPr id="366102085" name="Picture 1"/>
                     <pic:cNvPicPr/>
                   </pic:nvPicPr>
                   <pic:blipFill>
-                    <a:blip r:embed="rId5" cstate="print">
-                      <a:extLst>
-                        <a:ext uri="{28A0092B-C50C-407E-A947-70E740481C1C}">
-                          <a14:useLocalDpi xmlns:a14="http://schemas.microsoft.com/office/drawing/2010/main" val="0"/>
-                        </a:ext>
-                      </a:extLst>
-                    </a:blip>
+                    <a:blip r:embed="rId6"/>
                     <a:stretch>
                       <a:fillRect/>
                     </a:stretch>
@@ -437,7 +269,7 @@
                   <pic:spPr>
                     <a:xfrm>
                       <a:off x="0" y="0"/>
-                      <a:ext cx="4409668" cy="2479025"/>
+                      <a:ext cx="3219450" cy="403225"/>
                     </a:xfrm>
                     <a:prstGeom prst="rect">
                       <a:avLst/>
@@ -457,95 +289,256 @@
           <w:rFonts w:ascii="Times New Roman" w:hAnsi="Times New Roman" w:cs="Times New Roman"/>
           <w:b/>
           <w:bCs/>
+          <w:sz w:val="22"/>
+          <w:szCs w:val="22"/>
+          <w:lang w:val="sv-SE"/>
+        </w:rPr>
+      </w:pPr>
+      <w:r>
+        <w:rPr>
+          <w:rFonts w:ascii="Times New Roman" w:hAnsi="Times New Roman" w:cs="Times New Roman"/>
+          <w:sz w:val="22"/>
+          <w:szCs w:val="22"/>
+          <w:lang w:val="sv-SE"/>
+        </w:rPr>
+        <w:t xml:space="preserve">Jika mahasiswa menjawab ”no”, maka mahasiswa tidak dapat melanjutkan proses pendaftaran ujian skripsi. Karena mahasiswa masih memiliki tanggungan kompen. Akan tetapi, program berjalan dengan semestinya. Tidak terjadi error atau kesalahan. </w:t>
+      </w:r>
+    </w:p>
+    <w:p>
+      <w:pPr>
+        <w:jc w:val="both"/>
+        <w:rPr>
+          <w:rFonts w:ascii="Times New Roman" w:hAnsi="Times New Roman" w:cs="Times New Roman"/>
+          <w:lang w:val="id-ID"/>
+        </w:rPr>
+      </w:pPr>
+      <w:r>
+        <w:rPr>
+          <w:rFonts w:ascii="Times New Roman" w:hAnsi="Times New Roman" w:cs="Times New Roman"/>
+          <w:lang w:val="id-ID"/>
+        </w:rPr>
+        <w:t xml:space="preserve">2. Jelaskan maksud dari potongan kode berikut! </w:t>
+      </w:r>
+    </w:p>
+    <w:p>
+      <w:pPr>
+        <w:jc w:val="both"/>
+        <w:rPr>
+          <w:rFonts w:ascii="Times New Roman" w:hAnsi="Times New Roman" w:cs="Times New Roman"/>
+          <w:lang w:val="id-ID"/>
+        </w:rPr>
+      </w:pPr>
+      <w:r>
+        <w:rPr>
+          <w:noProof/>
+        </w:rPr>
+        <w:drawing>
+          <wp:inline distT="0" distB="0" distL="0" distR="0" wp14:anchorId="64210164" wp14:editId="613F48F8">
+            <wp:extent cx="3179445" cy="252095"/>
+            <wp:effectExtent l="0" t="0" r="1905" b="0"/>
+            <wp:docPr id="1067516498" name="Picture 1"/>
+            <wp:cNvGraphicFramePr/>
+            <a:graphic xmlns:a="http://schemas.openxmlformats.org/drawingml/2006/main">
+              <a:graphicData uri="http://schemas.openxmlformats.org/drawingml/2006/picture">
+                <pic:pic xmlns:pic="http://schemas.openxmlformats.org/drawingml/2006/picture">
+                  <pic:nvPicPr>
+                    <pic:cNvPr id="1067516498" name="Picture 1"/>
+                    <pic:cNvPicPr/>
+                  </pic:nvPicPr>
+                  <pic:blipFill>
+                    <a:blip r:embed="rId7"/>
+                    <a:stretch>
+                      <a:fillRect/>
+                    </a:stretch>
+                  </pic:blipFill>
+                  <pic:spPr>
+                    <a:xfrm>
+                      <a:off x="0" y="0"/>
+                      <a:ext cx="3179445" cy="252095"/>
+                    </a:xfrm>
+                    <a:prstGeom prst="rect">
+                      <a:avLst/>
+                    </a:prstGeom>
+                  </pic:spPr>
+                </pic:pic>
+              </a:graphicData>
+            </a:graphic>
+          </wp:inline>
+        </w:drawing>
+      </w:r>
+    </w:p>
+    <w:p>
+      <w:pPr>
+        <w:jc w:val="both"/>
+        <w:rPr>
+          <w:rFonts w:ascii="Times New Roman" w:hAnsi="Times New Roman" w:cs="Times New Roman"/>
+          <w:b/>
+          <w:bCs/>
+          <w:lang w:val="sv-SE"/>
+        </w:rPr>
+      </w:pPr>
+      <w:r>
+        <w:rPr>
+          <w:rFonts w:ascii="Times New Roman" w:hAnsi="Times New Roman" w:cs="Times New Roman"/>
+          <w:b/>
+          <w:bCs/>
+          <w:lang w:val="sv-SE"/>
+        </w:rPr>
+        <w:t>Jawab :</w:t>
+      </w:r>
+    </w:p>
+    <w:p>
+      <w:pPr>
+        <w:jc w:val="both"/>
+        <w:rPr>
+          <w:rFonts w:ascii="Times New Roman" w:hAnsi="Times New Roman" w:cs="Times New Roman"/>
+          <w:lang w:val="sv-SE"/>
+        </w:rPr>
+      </w:pPr>
+      <w:r>
+        <w:rPr>
+          <w:rFonts w:ascii="Times New Roman" w:hAnsi="Times New Roman" w:cs="Times New Roman"/>
+          <w:lang w:val="sv-SE"/>
+        </w:rPr>
+        <w:t xml:space="preserve">Jika if, maka </w:t>
+      </w:r>
+    </w:p>
+    <w:p>
+      <w:pPr>
+        <w:jc w:val="both"/>
+        <w:rPr>
+          <w:rFonts w:ascii="Times New Roman" w:hAnsi="Times New Roman" w:cs="Times New Roman"/>
+          <w:lang w:val="sv-SE"/>
+        </w:rPr>
+      </w:pPr>
+      <w:r>
+        <w:rPr>
+          <w:rFonts w:ascii="Times New Roman" w:hAnsi="Times New Roman" w:cs="Times New Roman"/>
+          <w:lang w:val="sv-SE"/>
+        </w:rPr>
+        <w:t xml:space="preserve">- bimbinganP1 &gt;= 8 :  Mahasiswa harus memiliki jumlah bimbingan dengan pembimbing P1 lebih dari 8 kali. </w:t>
+      </w:r>
+    </w:p>
+    <w:p>
+      <w:pPr>
+        <w:jc w:val="both"/>
+        <w:rPr>
+          <w:rFonts w:ascii="Times New Roman" w:hAnsi="Times New Roman" w:cs="Times New Roman"/>
+          <w:lang w:val="sv-SE"/>
+        </w:rPr>
+      </w:pPr>
+      <w:r>
+        <w:rPr>
+          <w:rFonts w:ascii="Times New Roman" w:hAnsi="Times New Roman" w:cs="Times New Roman"/>
+          <w:lang w:val="sv-SE"/>
+        </w:rPr>
+        <w:lastRenderedPageBreak/>
+        <w:t>- bimbinganP2 &gt;= 4 : Mahasiswa harus memiliki jumlah bimbingan dengan pembimbing P2 lebih dari 4 kali</w:t>
+      </w:r>
+    </w:p>
+    <w:p>
+      <w:pPr>
+        <w:jc w:val="both"/>
+        <w:rPr>
+          <w:rFonts w:ascii="Times New Roman" w:hAnsi="Times New Roman" w:cs="Times New Roman"/>
+          <w:lang w:val="sv-SE"/>
+        </w:rPr>
+      </w:pPr>
+      <w:r>
+        <w:rPr>
+          <w:rFonts w:ascii="Times New Roman" w:hAnsi="Times New Roman" w:cs="Times New Roman"/>
+          <w:lang w:val="sv-SE"/>
+        </w:rPr>
+        <w:t xml:space="preserve">- &amp;&amp; adalah operasi dan </w:t>
+      </w:r>
+    </w:p>
+    <w:p>
+      <w:pPr>
+        <w:jc w:val="both"/>
+        <w:rPr>
+          <w:rFonts w:ascii="Times New Roman" w:hAnsi="Times New Roman" w:cs="Times New Roman"/>
+          <w:b/>
+          <w:bCs/>
+          <w:lang w:val="sv-SE"/>
+        </w:rPr>
+      </w:pPr>
+      <w:r>
+        <w:rPr>
+          <w:rFonts w:ascii="Times New Roman" w:hAnsi="Times New Roman" w:cs="Times New Roman"/>
+          <w:lang w:val="id-ID"/>
+        </w:rPr>
+        <w:t>3. Bagaimana alur pemeriksaan syarat mahasiswa dari awal sampai akhir? Jelaskan secara runtut untuk semua kondisi!</w:t>
+      </w:r>
+      <w:r>
+        <w:rPr>
+          <w:rFonts w:ascii="Times New Roman" w:hAnsi="Times New Roman" w:cs="Times New Roman"/>
+          <w:b/>
+          <w:bCs/>
+          <w:lang w:val="sv-SE"/>
+        </w:rPr>
+        <w:t xml:space="preserve"> </w:t>
+      </w:r>
+    </w:p>
+    <w:p>
+      <w:pPr>
+        <w:jc w:val="both"/>
+        <w:rPr>
+          <w:rFonts w:ascii="Times New Roman" w:hAnsi="Times New Roman" w:cs="Times New Roman"/>
+          <w:b/>
+          <w:bCs/>
+          <w:lang w:val="id-ID"/>
+        </w:rPr>
+      </w:pPr>
+      <w:r>
+        <w:rPr>
+          <w:rFonts w:ascii="Times New Roman" w:hAnsi="Times New Roman" w:cs="Times New Roman"/>
+          <w:b/>
+          <w:bCs/>
+          <w:lang w:val="id-ID"/>
+        </w:rPr>
+        <w:t>Jawab:</w:t>
+      </w:r>
+    </w:p>
+    <w:p>
+      <w:pPr>
+        <w:jc w:val="both"/>
+        <w:rPr>
+          <w:rFonts w:ascii="Times New Roman" w:hAnsi="Times New Roman" w:cs="Times New Roman"/>
+          <w:lang w:val="sv-SE"/>
+        </w:rPr>
+      </w:pPr>
+      <w:r>
+        <w:rPr>
+          <w:rFonts w:ascii="Times New Roman" w:hAnsi="Times New Roman" w:cs="Times New Roman"/>
+          <w:lang w:val="sv-SE"/>
+        </w:rPr>
+        <w:t>Pertama, sistem menanyakan apakah mahasiswa bebas kompen. Jika, jawaban ”ya”, maka mahasiswa sistem melanjutkan pemeriksaan jumlah bimbingan. Jika, jawaban “tidak”, maka mahasiswa mahasiswa dinyatakan tidak memenuhi syarat karena belum bebas kompen. Sistem memeriksa jumlah bimbingan Pembimbing 1 minimal 8 kali dan Pembimbing 2 minimal 4 kali. Jika kedua syarat bimbingan terpenuhi, mahasiswa dapat melanjutkan ke proses pendaftaran ujian skripsi. Jika salah satu syarat tidak terpenuhi maka mahasiswa dinyatakan gagal dan tidak dapat mendaftar skripsi.</w:t>
+      </w:r>
+    </w:p>
+    <w:p>
+      <w:pPr>
+        <w:jc w:val="both"/>
+        <w:rPr>
+          <w:rFonts w:ascii="Times New Roman" w:hAnsi="Times New Roman" w:cs="Times New Roman"/>
+          <w:b/>
+          <w:bCs/>
+          <w:lang w:val="sv-SE"/>
+        </w:rPr>
+      </w:pPr>
+    </w:p>
+    <w:p>
+      <w:pPr>
+        <w:jc w:val="both"/>
+        <w:rPr>
+          <w:rFonts w:ascii="Times New Roman" w:hAnsi="Times New Roman" w:cs="Times New Roman"/>
+          <w:b/>
+          <w:bCs/>
           <w:sz w:val="28"/>
           <w:szCs w:val="28"/>
           <w:lang w:val="id-ID"/>
         </w:rPr>
       </w:pPr>
-    </w:p>
-    <w:p>
-      <w:pPr>
-        <w:jc w:val="both"/>
-        <w:rPr>
-          <w:rFonts w:ascii="Times New Roman" w:hAnsi="Times New Roman" w:cs="Times New Roman"/>
-          <w:lang w:val="id-ID"/>
-        </w:rPr>
-      </w:pPr>
-      <w:r>
-        <w:rPr>
-          <w:rFonts w:ascii="Times New Roman" w:hAnsi="Times New Roman" w:cs="Times New Roman"/>
-          <w:lang w:val="id-ID"/>
-        </w:rPr>
-        <w:t xml:space="preserve">1. Jelaskan fungsi operator ||, &amp;&amp;, dan ! pada kondisi program tersebut. false </w:t>
-      </w:r>
-    </w:p>
-    <w:p>
-      <w:pPr>
-        <w:jc w:val="both"/>
-        <w:rPr>
-          <w:rFonts w:ascii="Times New Roman" w:hAnsi="Times New Roman" w:cs="Times New Roman"/>
-          <w:lang w:val="id-ID"/>
-        </w:rPr>
-      </w:pPr>
-      <w:r>
-        <w:rPr>
-          <w:rFonts w:ascii="Times New Roman" w:hAnsi="Times New Roman" w:cs="Times New Roman"/>
-          <w:lang w:val="id-ID"/>
-        </w:rPr>
-        <w:t xml:space="preserve">2. Mengapa pengguna dosen tetap dapat memperoleh akses ketika nilai mahasiswa = false? </w:t>
-      </w:r>
-    </w:p>
-    <w:p>
-      <w:pPr>
-        <w:jc w:val="both"/>
-        <w:rPr>
-          <w:rFonts w:ascii="Times New Roman" w:hAnsi="Times New Roman" w:cs="Times New Roman"/>
-          <w:lang w:val="id-ID"/>
-        </w:rPr>
-      </w:pPr>
-      <w:r>
-        <w:rPr>
-          <w:rFonts w:ascii="Times New Roman" w:hAnsi="Times New Roman" w:cs="Times New Roman"/>
-          <w:lang w:val="id-ID"/>
-        </w:rPr>
-        <w:t>3. Ubah operator || menjadi &amp;&amp;. Jalankan kembali program menggunakan data uji 1 dan 2. Apa yang terjadi dan mengapa?</w:t>
-      </w:r>
-    </w:p>
-    <w:p>
-      <w:pPr>
-        <w:jc w:val="both"/>
-        <w:rPr>
-          <w:rFonts w:ascii="Times New Roman" w:hAnsi="Times New Roman" w:cs="Times New Roman"/>
-          <w:lang w:val="id-ID"/>
-        </w:rPr>
-      </w:pPr>
-      <w:r>
-        <w:rPr>
-          <w:rFonts w:ascii="Times New Roman" w:hAnsi="Times New Roman" w:cs="Times New Roman"/>
-          <w:lang w:val="id-ID"/>
-        </w:rPr>
-        <w:t xml:space="preserve">4. Pada ekspresi mahasiswa || dosen, kapan kondisi dosen tidak perlu dievaluasi? Jelaskan berdasarkan short-circuit evaluation. </w:t>
-      </w:r>
-    </w:p>
-    <w:p>
-      <w:pPr>
-        <w:jc w:val="both"/>
-        <w:rPr>
-          <w:rFonts w:ascii="Times New Roman" w:hAnsi="Times New Roman" w:cs="Times New Roman"/>
-          <w:lang w:val="id-ID"/>
-        </w:rPr>
-      </w:pPr>
-      <w:r>
-        <w:rPr>
-          <w:rFonts w:ascii="Times New Roman" w:hAnsi="Times New Roman" w:cs="Times New Roman"/>
-          <w:lang w:val="id-ID"/>
-        </w:rPr>
-        <w:t>5. Pada ekspresi (mahasiswa || dosen) &amp;&amp; !akunDiblokir, kapan kondisi !akunDiblokir tidak perlu dievaluasi? Jelaskan.</w:t>
-      </w:r>
-    </w:p>
-    <w:p>
-      <w:pPr>
-        <w:jc w:val="both"/>
+      <w:r>
         <w:rPr>
           <w:rFonts w:ascii="Times New Roman" w:hAnsi="Times New Roman" w:cs="Times New Roman"/>
           <w:b/>
@@ -554,8 +547,12 @@
           <w:szCs w:val="28"/>
           <w:lang w:val="id-ID"/>
         </w:rPr>
-      </w:pPr>
-      <w:r>
+        <w:t>2.2 Percobaan 2: Operator Logika untuk Menentukan Akses WiFi Kampus</w:t>
+      </w:r>
+    </w:p>
+    <w:p>
+      <w:pPr>
+        <w:jc w:val="both"/>
         <w:rPr>
           <w:rFonts w:ascii="Times New Roman" w:hAnsi="Times New Roman" w:cs="Times New Roman"/>
           <w:b/>
@@ -564,12 +561,8 @@
           <w:szCs w:val="28"/>
           <w:lang w:val="id-ID"/>
         </w:rPr>
-        <w:br w:type="page"/>
-      </w:r>
-    </w:p>
-    <w:p>
-      <w:pPr>
-        <w:jc w:val="both"/>
+      </w:pPr>
+      <w:r>
         <w:rPr>
           <w:rFonts w:ascii="Times New Roman" w:hAnsi="Times New Roman" w:cs="Times New Roman"/>
           <w:b/>
@@ -578,8 +571,1105 @@
           <w:szCs w:val="28"/>
           <w:lang w:val="id-ID"/>
         </w:rPr>
-      </w:pPr>
-      <w:r>
+        <w:t xml:space="preserve">Pertanyaan </w:t>
+      </w:r>
+    </w:p>
+    <w:p>
+      <w:pPr>
+        <w:jc w:val="both"/>
+        <w:rPr>
+          <w:rFonts w:ascii="Times New Roman" w:hAnsi="Times New Roman" w:cs="Times New Roman"/>
+          <w:lang w:val="id-ID"/>
+        </w:rPr>
+      </w:pPr>
+      <w:r>
+        <w:rPr>
+          <w:noProof/>
+        </w:rPr>
+        <w:drawing>
+          <wp:inline distT="0" distB="0" distL="0" distR="0" wp14:anchorId="14F04482" wp14:editId="6080E373">
+            <wp:extent cx="5731510" cy="833755"/>
+            <wp:effectExtent l="0" t="0" r="2540" b="4445"/>
+            <wp:docPr id="1522519516" name="Picture 1"/>
+            <wp:cNvGraphicFramePr/>
+            <a:graphic xmlns:a="http://schemas.openxmlformats.org/drawingml/2006/main">
+              <a:graphicData uri="http://schemas.openxmlformats.org/drawingml/2006/picture">
+                <pic:pic xmlns:pic="http://schemas.openxmlformats.org/drawingml/2006/picture">
+                  <pic:nvPicPr>
+                    <pic:cNvPr id="1522519516" name="Picture 1"/>
+                    <pic:cNvPicPr/>
+                  </pic:nvPicPr>
+                  <pic:blipFill>
+                    <a:blip r:embed="rId8"/>
+                    <a:stretch>
+                      <a:fillRect/>
+                    </a:stretch>
+                  </pic:blipFill>
+                  <pic:spPr>
+                    <a:xfrm>
+                      <a:off x="0" y="0"/>
+                      <a:ext cx="5731510" cy="833755"/>
+                    </a:xfrm>
+                    <a:prstGeom prst="rect">
+                      <a:avLst/>
+                    </a:prstGeom>
+                  </pic:spPr>
+                </pic:pic>
+              </a:graphicData>
+            </a:graphic>
+          </wp:inline>
+        </w:drawing>
+      </w:r>
+    </w:p>
+    <w:p>
+      <w:pPr>
+        <w:jc w:val="both"/>
+        <w:rPr>
+          <w:rFonts w:ascii="Times New Roman" w:hAnsi="Times New Roman" w:cs="Times New Roman"/>
+          <w:lang w:val="id-ID"/>
+        </w:rPr>
+      </w:pPr>
+      <w:r>
+        <w:rPr>
+          <w:rFonts w:ascii="Times New Roman" w:hAnsi="Times New Roman" w:cs="Times New Roman"/>
+          <w:b/>
+          <w:bCs/>
+          <w:lang w:val="sv-SE"/>
+        </w:rPr>
+        <w:t>Uji 1 :</w:t>
+      </w:r>
+    </w:p>
+    <w:p>
+      <w:pPr>
+        <w:jc w:val="both"/>
+        <w:rPr>
+          <w:rFonts w:ascii="Times New Roman" w:hAnsi="Times New Roman" w:cs="Times New Roman"/>
+          <w:b/>
+          <w:bCs/>
+          <w:lang w:val="sv-SE"/>
+        </w:rPr>
+      </w:pPr>
+      <w:r>
+        <w:rPr>
+          <w:rFonts w:ascii="Times New Roman" w:hAnsi="Times New Roman" w:cs="Times New Roman"/>
+          <w:noProof/>
+          <w:lang w:val="sv-SE"/>
+        </w:rPr>
+        <w:drawing>
+          <wp:inline distT="0" distB="0" distL="0" distR="0" wp14:anchorId="550D1DA0" wp14:editId="73365BD6">
+            <wp:extent cx="3238500" cy="2590800"/>
+            <wp:effectExtent l="0" t="0" r="0" b="0"/>
+            <wp:docPr id="8" name="Picture 8"/>
+            <wp:cNvGraphicFramePr>
+              <a:graphicFrameLocks xmlns:a="http://schemas.openxmlformats.org/drawingml/2006/main" noChangeAspect="1"/>
+            </wp:cNvGraphicFramePr>
+            <a:graphic xmlns:a="http://schemas.openxmlformats.org/drawingml/2006/main">
+              <a:graphicData uri="http://schemas.openxmlformats.org/drawingml/2006/picture">
+                <pic:pic xmlns:pic="http://schemas.openxmlformats.org/drawingml/2006/picture">
+                  <pic:nvPicPr>
+                    <pic:cNvPr id="0" name="Picture 1"/>
+                    <pic:cNvPicPr>
+                      <a:picLocks noChangeAspect="1" noChangeArrowheads="1"/>
+                    </pic:cNvPicPr>
+                  </pic:nvPicPr>
+                  <pic:blipFill>
+                    <a:blip r:embed="rId9">
+                      <a:extLst>
+                        <a:ext uri="{28A0092B-C50C-407E-A947-70E740481C1C}">
+                          <a14:useLocalDpi xmlns:a14="http://schemas.microsoft.com/office/drawing/2010/main" val="0"/>
+                        </a:ext>
+                      </a:extLst>
+                    </a:blip>
+                    <a:srcRect/>
+                    <a:stretch>
+                      <a:fillRect/>
+                    </a:stretch>
+                  </pic:blipFill>
+                  <pic:spPr bwMode="auto">
+                    <a:xfrm>
+                      <a:off x="0" y="0"/>
+                      <a:ext cx="3238500" cy="2590800"/>
+                    </a:xfrm>
+                    <a:prstGeom prst="rect">
+                      <a:avLst/>
+                    </a:prstGeom>
+                    <a:noFill/>
+                    <a:ln>
+                      <a:noFill/>
+                    </a:ln>
+                  </pic:spPr>
+                </pic:pic>
+              </a:graphicData>
+            </a:graphic>
+          </wp:inline>
+        </w:drawing>
+      </w:r>
+    </w:p>
+    <w:p>
+      <w:pPr>
+        <w:jc w:val="both"/>
+        <w:rPr>
+          <w:rFonts w:ascii="Times New Roman" w:hAnsi="Times New Roman" w:cs="Times New Roman"/>
+          <w:noProof/>
+          <w:sz w:val="22"/>
+          <w:szCs w:val="22"/>
+          <w:lang w:val="en-ID"/>
+        </w:rPr>
+      </w:pPr>
+      <w:r>
+        <w:rPr>
+          <w:rFonts w:ascii="Times New Roman" w:hAnsi="Times New Roman" w:cs="Times New Roman"/>
+          <w:noProof/>
+          <w:lang w:val="sv-SE"/>
+        </w:rPr>
+        <w:lastRenderedPageBreak/>
+        <w:drawing>
+          <wp:inline distT="0" distB="0" distL="0" distR="0" wp14:anchorId="050177A6" wp14:editId="436A72F8">
+            <wp:extent cx="3238500" cy="695325"/>
+            <wp:effectExtent l="0" t="0" r="0" b="9525"/>
+            <wp:docPr id="7" name="Picture 7"/>
+            <wp:cNvGraphicFramePr>
+              <a:graphicFrameLocks xmlns:a="http://schemas.openxmlformats.org/drawingml/2006/main" noChangeAspect="1"/>
+            </wp:cNvGraphicFramePr>
+            <a:graphic xmlns:a="http://schemas.openxmlformats.org/drawingml/2006/main">
+              <a:graphicData uri="http://schemas.openxmlformats.org/drawingml/2006/picture">
+                <pic:pic xmlns:pic="http://schemas.openxmlformats.org/drawingml/2006/picture">
+                  <pic:nvPicPr>
+                    <pic:cNvPr id="0" name="Picture 2"/>
+                    <pic:cNvPicPr>
+                      <a:picLocks noChangeAspect="1" noChangeArrowheads="1"/>
+                    </pic:cNvPicPr>
+                  </pic:nvPicPr>
+                  <pic:blipFill>
+                    <a:blip r:embed="rId10">
+                      <a:extLst>
+                        <a:ext uri="{28A0092B-C50C-407E-A947-70E740481C1C}">
+                          <a14:useLocalDpi xmlns:a14="http://schemas.microsoft.com/office/drawing/2010/main" val="0"/>
+                        </a:ext>
+                      </a:extLst>
+                    </a:blip>
+                    <a:srcRect/>
+                    <a:stretch>
+                      <a:fillRect/>
+                    </a:stretch>
+                  </pic:blipFill>
+                  <pic:spPr bwMode="auto">
+                    <a:xfrm>
+                      <a:off x="0" y="0"/>
+                      <a:ext cx="3238500" cy="695325"/>
+                    </a:xfrm>
+                    <a:prstGeom prst="rect">
+                      <a:avLst/>
+                    </a:prstGeom>
+                    <a:noFill/>
+                    <a:ln>
+                      <a:noFill/>
+                    </a:ln>
+                  </pic:spPr>
+                </pic:pic>
+              </a:graphicData>
+            </a:graphic>
+          </wp:inline>
+        </w:drawing>
+      </w:r>
+    </w:p>
+    <w:p>
+      <w:pPr>
+        <w:jc w:val="both"/>
+        <w:rPr>
+          <w:rFonts w:ascii="Times New Roman" w:hAnsi="Times New Roman" w:cs="Times New Roman"/>
+          <w:b/>
+          <w:bCs/>
+          <w:noProof/>
+        </w:rPr>
+      </w:pPr>
+      <w:r>
+        <w:rPr>
+          <w:rFonts w:ascii="Times New Roman" w:hAnsi="Times New Roman" w:cs="Times New Roman"/>
+          <w:b/>
+          <w:bCs/>
+          <w:noProof/>
+        </w:rPr>
+        <w:t>Uji 2 :</w:t>
+      </w:r>
+    </w:p>
+    <w:p>
+      <w:pPr>
+        <w:jc w:val="both"/>
+        <w:rPr>
+          <w:rFonts w:ascii="Times New Roman" w:hAnsi="Times New Roman" w:cs="Times New Roman"/>
+          <w:b/>
+          <w:bCs/>
+          <w:lang w:val="sv-SE"/>
+        </w:rPr>
+      </w:pPr>
+      <w:r>
+        <w:rPr>
+          <w:rFonts w:ascii="Times New Roman" w:hAnsi="Times New Roman" w:cs="Times New Roman"/>
+          <w:b/>
+          <w:noProof/>
+          <w:lang w:val="sv-SE"/>
+        </w:rPr>
+        <w:drawing>
+          <wp:inline distT="0" distB="0" distL="0" distR="0" wp14:anchorId="2457BE73" wp14:editId="26B211D8">
+            <wp:extent cx="3295650" cy="666750"/>
+            <wp:effectExtent l="0" t="0" r="0" b="0"/>
+            <wp:docPr id="6" name="Picture 6"/>
+            <wp:cNvGraphicFramePr>
+              <a:graphicFrameLocks xmlns:a="http://schemas.openxmlformats.org/drawingml/2006/main" noChangeAspect="1"/>
+            </wp:cNvGraphicFramePr>
+            <a:graphic xmlns:a="http://schemas.openxmlformats.org/drawingml/2006/main">
+              <a:graphicData uri="http://schemas.openxmlformats.org/drawingml/2006/picture">
+                <pic:pic xmlns:pic="http://schemas.openxmlformats.org/drawingml/2006/picture">
+                  <pic:nvPicPr>
+                    <pic:cNvPr id="0" name="Picture 3"/>
+                    <pic:cNvPicPr>
+                      <a:picLocks noChangeAspect="1" noChangeArrowheads="1"/>
+                    </pic:cNvPicPr>
+                  </pic:nvPicPr>
+                  <pic:blipFill>
+                    <a:blip r:embed="rId11">
+                      <a:extLst>
+                        <a:ext uri="{28A0092B-C50C-407E-A947-70E740481C1C}">
+                          <a14:useLocalDpi xmlns:a14="http://schemas.microsoft.com/office/drawing/2010/main" val="0"/>
+                        </a:ext>
+                      </a:extLst>
+                    </a:blip>
+                    <a:srcRect/>
+                    <a:stretch>
+                      <a:fillRect/>
+                    </a:stretch>
+                  </pic:blipFill>
+                  <pic:spPr bwMode="auto">
+                    <a:xfrm>
+                      <a:off x="0" y="0"/>
+                      <a:ext cx="3295650" cy="666750"/>
+                    </a:xfrm>
+                    <a:prstGeom prst="rect">
+                      <a:avLst/>
+                    </a:prstGeom>
+                    <a:noFill/>
+                    <a:ln>
+                      <a:noFill/>
+                    </a:ln>
+                  </pic:spPr>
+                </pic:pic>
+              </a:graphicData>
+            </a:graphic>
+          </wp:inline>
+        </w:drawing>
+      </w:r>
+    </w:p>
+    <w:p>
+      <w:pPr>
+        <w:jc w:val="both"/>
+        <w:rPr>
+          <w:rFonts w:ascii="Times New Roman" w:hAnsi="Times New Roman" w:cs="Times New Roman"/>
+          <w:b/>
+          <w:bCs/>
+          <w:lang w:val="sv-SE"/>
+        </w:rPr>
+      </w:pPr>
+      <w:r>
+        <w:rPr>
+          <w:rFonts w:ascii="Times New Roman" w:hAnsi="Times New Roman" w:cs="Times New Roman"/>
+          <w:b/>
+          <w:bCs/>
+          <w:lang w:val="sv-SE"/>
+        </w:rPr>
+        <w:t>Uji 3 :</w:t>
+      </w:r>
+    </w:p>
+    <w:p>
+      <w:pPr>
+        <w:jc w:val="both"/>
+        <w:rPr>
+          <w:rFonts w:ascii="Times New Roman" w:hAnsi="Times New Roman" w:cs="Times New Roman"/>
+          <w:b/>
+          <w:bCs/>
+          <w:lang w:val="sv-SE"/>
+        </w:rPr>
+      </w:pPr>
+      <w:r>
+        <w:rPr>
+          <w:rFonts w:ascii="Times New Roman" w:hAnsi="Times New Roman" w:cs="Times New Roman"/>
+          <w:b/>
+          <w:noProof/>
+          <w:lang w:val="sv-SE"/>
+        </w:rPr>
+        <w:drawing>
+          <wp:inline distT="0" distB="0" distL="0" distR="0" wp14:anchorId="5531FC85" wp14:editId="6BBB0635">
+            <wp:extent cx="3295650" cy="685800"/>
+            <wp:effectExtent l="0" t="0" r="0" b="0"/>
+            <wp:docPr id="5" name="Picture 5"/>
+            <wp:cNvGraphicFramePr>
+              <a:graphicFrameLocks xmlns:a="http://schemas.openxmlformats.org/drawingml/2006/main" noChangeAspect="1"/>
+            </wp:cNvGraphicFramePr>
+            <a:graphic xmlns:a="http://schemas.openxmlformats.org/drawingml/2006/main">
+              <a:graphicData uri="http://schemas.openxmlformats.org/drawingml/2006/picture">
+                <pic:pic xmlns:pic="http://schemas.openxmlformats.org/drawingml/2006/picture">
+                  <pic:nvPicPr>
+                    <pic:cNvPr id="0" name="Picture 4"/>
+                    <pic:cNvPicPr>
+                      <a:picLocks noChangeAspect="1" noChangeArrowheads="1"/>
+                    </pic:cNvPicPr>
+                  </pic:nvPicPr>
+                  <pic:blipFill>
+                    <a:blip r:embed="rId12">
+                      <a:extLst>
+                        <a:ext uri="{28A0092B-C50C-407E-A947-70E740481C1C}">
+                          <a14:useLocalDpi xmlns:a14="http://schemas.microsoft.com/office/drawing/2010/main" val="0"/>
+                        </a:ext>
+                      </a:extLst>
+                    </a:blip>
+                    <a:srcRect/>
+                    <a:stretch>
+                      <a:fillRect/>
+                    </a:stretch>
+                  </pic:blipFill>
+                  <pic:spPr bwMode="auto">
+                    <a:xfrm>
+                      <a:off x="0" y="0"/>
+                      <a:ext cx="3295650" cy="685800"/>
+                    </a:xfrm>
+                    <a:prstGeom prst="rect">
+                      <a:avLst/>
+                    </a:prstGeom>
+                    <a:noFill/>
+                    <a:ln>
+                      <a:noFill/>
+                    </a:ln>
+                  </pic:spPr>
+                </pic:pic>
+              </a:graphicData>
+            </a:graphic>
+          </wp:inline>
+        </w:drawing>
+      </w:r>
+    </w:p>
+    <w:p>
+      <w:pPr>
+        <w:jc w:val="both"/>
+        <w:rPr>
+          <w:rFonts w:ascii="Times New Roman" w:hAnsi="Times New Roman" w:cs="Times New Roman"/>
+          <w:b/>
+          <w:bCs/>
+          <w:lang w:val="sv-SE"/>
+        </w:rPr>
+      </w:pPr>
+      <w:r>
+        <w:rPr>
+          <w:rFonts w:ascii="Times New Roman" w:hAnsi="Times New Roman" w:cs="Times New Roman"/>
+          <w:b/>
+          <w:bCs/>
+          <w:lang w:val="sv-SE"/>
+        </w:rPr>
+        <w:t>Uji 4 :</w:t>
+      </w:r>
+    </w:p>
+    <w:p>
+      <w:pPr>
+        <w:jc w:val="both"/>
+        <w:rPr>
+          <w:rFonts w:ascii="Times New Roman" w:hAnsi="Times New Roman" w:cs="Times New Roman"/>
+          <w:b/>
+          <w:bCs/>
+          <w:lang w:val="sv-SE"/>
+        </w:rPr>
+      </w:pPr>
+      <w:r>
+        <w:rPr>
+          <w:rFonts w:ascii="Times New Roman" w:hAnsi="Times New Roman" w:cs="Times New Roman"/>
+          <w:b/>
+          <w:noProof/>
+          <w:lang w:val="sv-SE"/>
+        </w:rPr>
+        <w:drawing>
+          <wp:inline distT="0" distB="0" distL="0" distR="0" wp14:anchorId="79B163BD" wp14:editId="4472E500">
+            <wp:extent cx="3333750" cy="619125"/>
+            <wp:effectExtent l="0" t="0" r="0" b="9525"/>
+            <wp:docPr id="4" name="Picture 4"/>
+            <wp:cNvGraphicFramePr>
+              <a:graphicFrameLocks xmlns:a="http://schemas.openxmlformats.org/drawingml/2006/main" noChangeAspect="1"/>
+            </wp:cNvGraphicFramePr>
+            <a:graphic xmlns:a="http://schemas.openxmlformats.org/drawingml/2006/main">
+              <a:graphicData uri="http://schemas.openxmlformats.org/drawingml/2006/picture">
+                <pic:pic xmlns:pic="http://schemas.openxmlformats.org/drawingml/2006/picture">
+                  <pic:nvPicPr>
+                    <pic:cNvPr id="0" name="Picture 1"/>
+                    <pic:cNvPicPr>
+                      <a:picLocks noChangeAspect="1" noChangeArrowheads="1"/>
+                    </pic:cNvPicPr>
+                  </pic:nvPicPr>
+                  <pic:blipFill>
+                    <a:blip r:embed="rId13">
+                      <a:extLst>
+                        <a:ext uri="{28A0092B-C50C-407E-A947-70E740481C1C}">
+                          <a14:useLocalDpi xmlns:a14="http://schemas.microsoft.com/office/drawing/2010/main" val="0"/>
+                        </a:ext>
+                      </a:extLst>
+                    </a:blip>
+                    <a:srcRect/>
+                    <a:stretch>
+                      <a:fillRect/>
+                    </a:stretch>
+                  </pic:blipFill>
+                  <pic:spPr bwMode="auto">
+                    <a:xfrm>
+                      <a:off x="0" y="0"/>
+                      <a:ext cx="3333750" cy="619125"/>
+                    </a:xfrm>
+                    <a:prstGeom prst="rect">
+                      <a:avLst/>
+                    </a:prstGeom>
+                    <a:noFill/>
+                    <a:ln>
+                      <a:noFill/>
+                    </a:ln>
+                  </pic:spPr>
+                </pic:pic>
+              </a:graphicData>
+            </a:graphic>
+          </wp:inline>
+        </w:drawing>
+      </w:r>
+    </w:p>
+    <w:p>
+      <w:pPr>
+        <w:jc w:val="both"/>
+        <w:rPr>
+          <w:rFonts w:ascii="Times New Roman" w:hAnsi="Times New Roman" w:cs="Times New Roman"/>
+          <w:lang w:val="id-ID"/>
+        </w:rPr>
+      </w:pPr>
+    </w:p>
+    <w:p>
+      <w:pPr>
+        <w:jc w:val="both"/>
+        <w:rPr>
+          <w:rFonts w:ascii="Times New Roman" w:hAnsi="Times New Roman" w:cs="Times New Roman"/>
+          <w:lang w:val="id-ID"/>
+        </w:rPr>
+      </w:pPr>
+    </w:p>
+    <w:p>
+      <w:pPr>
+        <w:jc w:val="both"/>
+        <w:rPr>
+          <w:rFonts w:ascii="Times New Roman" w:hAnsi="Times New Roman" w:cs="Times New Roman"/>
+          <w:lang w:val="id-ID"/>
+        </w:rPr>
+      </w:pPr>
+    </w:p>
+    <w:p>
+      <w:pPr>
+        <w:jc w:val="both"/>
+        <w:rPr>
+          <w:rFonts w:ascii="Times New Roman" w:hAnsi="Times New Roman" w:cs="Times New Roman"/>
+          <w:lang w:val="id-ID"/>
+        </w:rPr>
+      </w:pPr>
+      <w:r>
+        <w:rPr>
+          <w:rFonts w:ascii="Times New Roman" w:hAnsi="Times New Roman" w:cs="Times New Roman"/>
+          <w:lang w:val="id-ID"/>
+        </w:rPr>
+        <w:t>1.</w:t>
+      </w:r>
+      <w:r>
+        <w:rPr>
+          <w:rFonts w:ascii="Times New Roman" w:hAnsi="Times New Roman" w:cs="Times New Roman"/>
+          <w:lang w:val="id-ID"/>
+        </w:rPr>
+        <w:t xml:space="preserve">Jelaskan fungsi operator ||, &amp;&amp;, dan ! pada kondisi program tersebut. </w:t>
+      </w:r>
+      <w:r>
+        <w:rPr>
+          <w:rFonts w:ascii="Times New Roman" w:hAnsi="Times New Roman" w:cs="Times New Roman"/>
+          <w:lang w:val="id-ID"/>
+        </w:rPr>
+        <w:t>F</w:t>
+      </w:r>
+      <w:r>
+        <w:rPr>
+          <w:rFonts w:ascii="Times New Roman" w:hAnsi="Times New Roman" w:cs="Times New Roman"/>
+          <w:lang w:val="id-ID"/>
+        </w:rPr>
+        <w:t>alse</w:t>
+      </w:r>
+    </w:p>
+    <w:p>
+      <w:pPr>
+        <w:jc w:val="both"/>
+        <w:rPr>
+          <w:rFonts w:ascii="Times New Roman" w:hAnsi="Times New Roman" w:cs="Times New Roman"/>
+          <w:b/>
+          <w:bCs/>
+          <w:lang w:val="id-ID"/>
+        </w:rPr>
+      </w:pPr>
+      <w:r>
+        <w:rPr>
+          <w:rFonts w:ascii="Times New Roman" w:hAnsi="Times New Roman" w:cs="Times New Roman"/>
+          <w:b/>
+          <w:bCs/>
+          <w:lang w:val="id-ID"/>
+        </w:rPr>
+        <w:t>Jawab:</w:t>
+      </w:r>
+      <w:r>
+        <w:rPr>
+          <w:rFonts w:ascii="Times New Roman" w:hAnsi="Times New Roman" w:cs="Times New Roman"/>
+          <w:b/>
+          <w:bCs/>
+          <w:lang w:val="id-ID"/>
+        </w:rPr>
+        <w:t xml:space="preserve"> </w:t>
+      </w:r>
+    </w:p>
+    <w:p>
+      <w:pPr>
+        <w:jc w:val="both"/>
+        <w:rPr>
+          <w:rFonts w:ascii="Times New Roman" w:hAnsi="Times New Roman" w:cs="Times New Roman"/>
+          <w:lang w:val="sv-SE"/>
+        </w:rPr>
+      </w:pPr>
+      <w:r>
+        <w:rPr>
+          <w:rFonts w:ascii="Times New Roman" w:hAnsi="Times New Roman" w:cs="Times New Roman"/>
+          <w:lang w:val="sv-SE"/>
+        </w:rPr>
+        <w:t xml:space="preserve">- || </w:t>
+      </w:r>
+      <w:r>
+        <w:rPr>
+          <w:rFonts w:ascii="Times New Roman" w:hAnsi="Times New Roman" w:cs="Times New Roman"/>
+          <w:lang w:val="sv-SE"/>
+        </w:rPr>
+        <w:tab/>
+        <w:t xml:space="preserve">: Fungsi operator OR </w:t>
+      </w:r>
+    </w:p>
+    <w:p>
+      <w:pPr>
+        <w:jc w:val="both"/>
+        <w:rPr>
+          <w:rFonts w:ascii="Times New Roman" w:hAnsi="Times New Roman" w:cs="Times New Roman"/>
+          <w:lang w:val="sv-SE"/>
+        </w:rPr>
+      </w:pPr>
+      <w:r>
+        <w:rPr>
+          <w:rFonts w:ascii="Times New Roman" w:hAnsi="Times New Roman" w:cs="Times New Roman"/>
+          <w:lang w:val="sv-SE"/>
+        </w:rPr>
+        <w:t xml:space="preserve">- &amp;&amp; </w:t>
+      </w:r>
+      <w:r>
+        <w:rPr>
+          <w:rFonts w:ascii="Times New Roman" w:hAnsi="Times New Roman" w:cs="Times New Roman"/>
+          <w:lang w:val="sv-SE"/>
+        </w:rPr>
+        <w:tab/>
+        <w:t>: Fungsi operator AND</w:t>
+      </w:r>
+    </w:p>
+    <w:p>
+      <w:pPr>
+        <w:jc w:val="both"/>
+        <w:rPr>
+          <w:rFonts w:ascii="Times New Roman" w:hAnsi="Times New Roman" w:cs="Times New Roman"/>
+          <w:lang w:val="sv-SE"/>
+        </w:rPr>
+      </w:pPr>
+      <w:r>
+        <w:rPr>
+          <w:rFonts w:ascii="Times New Roman" w:hAnsi="Times New Roman" w:cs="Times New Roman"/>
+          <w:lang w:val="sv-SE"/>
+        </w:rPr>
+        <w:t xml:space="preserve">- ! </w:t>
+      </w:r>
+      <w:r>
+        <w:rPr>
+          <w:rFonts w:ascii="Times New Roman" w:hAnsi="Times New Roman" w:cs="Times New Roman"/>
+          <w:lang w:val="sv-SE"/>
+        </w:rPr>
+        <w:tab/>
+        <w:t>: Fngsi operator NOT</w:t>
+      </w:r>
+    </w:p>
+    <w:p>
+      <w:pPr>
+        <w:jc w:val="both"/>
+        <w:rPr>
+          <w:rFonts w:ascii="Times New Roman" w:hAnsi="Times New Roman" w:cs="Times New Roman"/>
+          <w:lang w:val="id-ID"/>
+        </w:rPr>
+      </w:pPr>
+      <w:r>
+        <w:rPr>
+          <w:rFonts w:ascii="Times New Roman" w:hAnsi="Times New Roman" w:cs="Times New Roman"/>
+          <w:lang w:val="id-ID"/>
+        </w:rPr>
+        <w:t xml:space="preserve">2. Mengapa pengguna dosen tetap dapat memperoleh akses ketika nilai mahasiswa = false? </w:t>
+      </w:r>
+    </w:p>
+    <w:p>
+      <w:pPr>
+        <w:jc w:val="both"/>
+        <w:rPr>
+          <w:rFonts w:ascii="Times New Roman" w:hAnsi="Times New Roman" w:cs="Times New Roman"/>
+          <w:b/>
+          <w:bCs/>
+          <w:lang w:val="id-ID"/>
+        </w:rPr>
+      </w:pPr>
+      <w:r>
+        <w:rPr>
+          <w:rFonts w:ascii="Times New Roman" w:hAnsi="Times New Roman" w:cs="Times New Roman"/>
+          <w:b/>
+          <w:bCs/>
+          <w:lang w:val="id-ID"/>
+        </w:rPr>
+        <w:t>Jawab:</w:t>
+      </w:r>
+    </w:p>
+    <w:p>
+      <w:pPr>
+        <w:jc w:val="both"/>
+        <w:rPr>
+          <w:rFonts w:ascii="Times New Roman" w:hAnsi="Times New Roman" w:cs="Times New Roman"/>
+          <w:lang w:val="sv-SE"/>
+        </w:rPr>
+      </w:pPr>
+      <w:r>
+        <w:rPr>
+          <w:rFonts w:ascii="Times New Roman" w:hAnsi="Times New Roman" w:cs="Times New Roman"/>
+          <w:lang w:val="sv-SE"/>
+        </w:rPr>
+        <w:t xml:space="preserve">Karena, menggunakan fungsi operator mahasiswa || dosen. Jika salah satu true maka hasil true, sesuai dengan operasi OR. </w:t>
+      </w:r>
+    </w:p>
+    <w:p>
+      <w:pPr>
+        <w:jc w:val="both"/>
+        <w:rPr>
+          <w:rFonts w:ascii="Times New Roman" w:hAnsi="Times New Roman" w:cs="Times New Roman"/>
+          <w:lang w:val="id-ID"/>
+        </w:rPr>
+      </w:pPr>
+    </w:p>
+    <w:p>
+      <w:pPr>
+        <w:jc w:val="both"/>
+        <w:rPr>
+          <w:rFonts w:ascii="Times New Roman" w:hAnsi="Times New Roman" w:cs="Times New Roman"/>
+          <w:b/>
+          <w:bCs/>
+          <w:lang w:val="sv-SE"/>
+        </w:rPr>
+      </w:pPr>
+    </w:p>
+    <w:p>
+      <w:pPr>
+        <w:jc w:val="both"/>
+        <w:rPr>
+          <w:rFonts w:ascii="Times New Roman" w:hAnsi="Times New Roman" w:cs="Times New Roman"/>
+          <w:lang w:val="id-ID"/>
+        </w:rPr>
+      </w:pPr>
+    </w:p>
+    <w:p>
+      <w:pPr>
+        <w:jc w:val="both"/>
+        <w:rPr>
+          <w:rFonts w:ascii="Times New Roman" w:hAnsi="Times New Roman" w:cs="Times New Roman"/>
+          <w:b/>
+          <w:bCs/>
+          <w:lang w:val="sv-SE"/>
+        </w:rPr>
+      </w:pPr>
+      <w:r>
+        <w:rPr>
+          <w:rFonts w:ascii="Times New Roman" w:hAnsi="Times New Roman" w:cs="Times New Roman"/>
+          <w:lang w:val="id-ID"/>
+        </w:rPr>
+        <w:t>3. Ubah operator || menjadi &amp;&amp;. Jalankan kembali program menggunakan data uji 1 dan 2. Apa yang terjadi dan mengapa?</w:t>
+      </w:r>
+      <w:r>
+        <w:rPr>
+          <w:rFonts w:ascii="Times New Roman" w:hAnsi="Times New Roman" w:cs="Times New Roman"/>
+          <w:b/>
+          <w:bCs/>
+          <w:lang w:val="sv-SE"/>
+        </w:rPr>
+        <w:t xml:space="preserve"> </w:t>
+      </w:r>
+    </w:p>
+    <w:p>
+      <w:pPr>
+        <w:jc w:val="both"/>
+        <w:rPr>
+          <w:rFonts w:ascii="Times New Roman" w:hAnsi="Times New Roman" w:cs="Times New Roman"/>
+          <w:b/>
+          <w:bCs/>
+          <w:lang w:val="sv-SE"/>
+        </w:rPr>
+      </w:pPr>
+      <w:r>
+        <w:rPr>
+          <w:rFonts w:ascii="Times New Roman" w:hAnsi="Times New Roman" w:cs="Times New Roman"/>
+          <w:b/>
+          <w:bCs/>
+          <w:lang w:val="sv-SE"/>
+        </w:rPr>
+        <w:t>Jawab :</w:t>
+      </w:r>
+    </w:p>
+    <w:p>
+      <w:pPr>
+        <w:jc w:val="both"/>
+        <w:rPr>
+          <w:rFonts w:ascii="Times New Roman" w:hAnsi="Times New Roman" w:cs="Times New Roman"/>
+          <w:b/>
+          <w:bCs/>
+          <w:lang w:val="sv-SE"/>
+        </w:rPr>
+      </w:pPr>
+      <w:r>
+        <w:rPr>
+          <w:rFonts w:ascii="Times New Roman" w:hAnsi="Times New Roman" w:cs="Times New Roman"/>
+          <w:b/>
+          <w:bCs/>
+          <w:lang w:val="sv-SE"/>
+        </w:rPr>
+        <w:t>Uji 1</w:t>
+      </w:r>
+    </w:p>
+    <w:p>
+      <w:pPr>
+        <w:jc w:val="both"/>
+        <w:rPr>
+          <w:rFonts w:ascii="Times New Roman" w:hAnsi="Times New Roman" w:cs="Times New Roman"/>
+          <w:b/>
+          <w:bCs/>
+          <w:lang w:val="sv-SE"/>
+        </w:rPr>
+      </w:pPr>
+      <w:r>
+        <w:rPr>
+          <w:rFonts w:ascii="Times New Roman" w:hAnsi="Times New Roman" w:cs="Times New Roman"/>
+          <w:b/>
+          <w:noProof/>
+          <w:lang w:val="sv-SE"/>
+        </w:rPr>
+        <w:drawing>
+          <wp:inline distT="0" distB="0" distL="0" distR="0" wp14:anchorId="622D153F" wp14:editId="50E366FD">
+            <wp:extent cx="3124200" cy="685800"/>
+            <wp:effectExtent l="0" t="0" r="0" b="0"/>
+            <wp:docPr id="10" name="Picture 10"/>
+            <wp:cNvGraphicFramePr>
+              <a:graphicFrameLocks xmlns:a="http://schemas.openxmlformats.org/drawingml/2006/main" noChangeAspect="1"/>
+            </wp:cNvGraphicFramePr>
+            <a:graphic xmlns:a="http://schemas.openxmlformats.org/drawingml/2006/main">
+              <a:graphicData uri="http://schemas.openxmlformats.org/drawingml/2006/picture">
+                <pic:pic xmlns:pic="http://schemas.openxmlformats.org/drawingml/2006/picture">
+                  <pic:nvPicPr>
+                    <pic:cNvPr id="0" name="Picture 11"/>
+                    <pic:cNvPicPr>
+                      <a:picLocks noChangeAspect="1" noChangeArrowheads="1"/>
+                    </pic:cNvPicPr>
+                  </pic:nvPicPr>
+                  <pic:blipFill>
+                    <a:blip r:embed="rId14">
+                      <a:extLst>
+                        <a:ext uri="{28A0092B-C50C-407E-A947-70E740481C1C}">
+                          <a14:useLocalDpi xmlns:a14="http://schemas.microsoft.com/office/drawing/2010/main" val="0"/>
+                        </a:ext>
+                      </a:extLst>
+                    </a:blip>
+                    <a:srcRect/>
+                    <a:stretch>
+                      <a:fillRect/>
+                    </a:stretch>
+                  </pic:blipFill>
+                  <pic:spPr bwMode="auto">
+                    <a:xfrm>
+                      <a:off x="0" y="0"/>
+                      <a:ext cx="3124200" cy="685800"/>
+                    </a:xfrm>
+                    <a:prstGeom prst="rect">
+                      <a:avLst/>
+                    </a:prstGeom>
+                    <a:noFill/>
+                    <a:ln>
+                      <a:noFill/>
+                    </a:ln>
+                  </pic:spPr>
+                </pic:pic>
+              </a:graphicData>
+            </a:graphic>
+          </wp:inline>
+        </w:drawing>
+      </w:r>
+    </w:p>
+    <w:p>
+      <w:pPr>
+        <w:jc w:val="both"/>
+        <w:rPr>
+          <w:rFonts w:ascii="Times New Roman" w:hAnsi="Times New Roman" w:cs="Times New Roman"/>
+          <w:b/>
+          <w:bCs/>
+          <w:lang w:val="sv-SE"/>
+        </w:rPr>
+      </w:pPr>
+      <w:r>
+        <w:rPr>
+          <w:rFonts w:ascii="Times New Roman" w:hAnsi="Times New Roman" w:cs="Times New Roman"/>
+          <w:b/>
+          <w:bCs/>
+          <w:lang w:val="sv-SE"/>
+        </w:rPr>
+        <w:t xml:space="preserve">Uji 2 </w:t>
+      </w:r>
+    </w:p>
+    <w:p>
+      <w:pPr>
+        <w:jc w:val="both"/>
+        <w:rPr>
+          <w:rFonts w:ascii="Times New Roman" w:hAnsi="Times New Roman" w:cs="Times New Roman"/>
+          <w:b/>
+          <w:bCs/>
+          <w:lang w:val="sv-SE"/>
+        </w:rPr>
+      </w:pPr>
+      <w:r>
+        <w:rPr>
+          <w:rFonts w:ascii="Times New Roman" w:hAnsi="Times New Roman" w:cs="Times New Roman"/>
+          <w:b/>
+          <w:noProof/>
+          <w:lang w:val="sv-SE"/>
+        </w:rPr>
+        <w:drawing>
+          <wp:inline distT="0" distB="0" distL="0" distR="0" wp14:anchorId="7694EA26" wp14:editId="74A6675A">
+            <wp:extent cx="3124200" cy="619125"/>
+            <wp:effectExtent l="0" t="0" r="0" b="9525"/>
+            <wp:docPr id="9" name="Picture 9"/>
+            <wp:cNvGraphicFramePr>
+              <a:graphicFrameLocks xmlns:a="http://schemas.openxmlformats.org/drawingml/2006/main" noChangeAspect="1"/>
+            </wp:cNvGraphicFramePr>
+            <a:graphic xmlns:a="http://schemas.openxmlformats.org/drawingml/2006/main">
+              <a:graphicData uri="http://schemas.openxmlformats.org/drawingml/2006/picture">
+                <pic:pic xmlns:pic="http://schemas.openxmlformats.org/drawingml/2006/picture">
+                  <pic:nvPicPr>
+                    <pic:cNvPr id="0" name="Picture 1"/>
+                    <pic:cNvPicPr>
+                      <a:picLocks noChangeAspect="1" noChangeArrowheads="1"/>
+                    </pic:cNvPicPr>
+                  </pic:nvPicPr>
+                  <pic:blipFill>
+                    <a:blip r:embed="rId15">
+                      <a:extLst>
+                        <a:ext uri="{28A0092B-C50C-407E-A947-70E740481C1C}">
+                          <a14:useLocalDpi xmlns:a14="http://schemas.microsoft.com/office/drawing/2010/main" val="0"/>
+                        </a:ext>
+                      </a:extLst>
+                    </a:blip>
+                    <a:srcRect/>
+                    <a:stretch>
+                      <a:fillRect/>
+                    </a:stretch>
+                  </pic:blipFill>
+                  <pic:spPr bwMode="auto">
+                    <a:xfrm>
+                      <a:off x="0" y="0"/>
+                      <a:ext cx="3124200" cy="619125"/>
+                    </a:xfrm>
+                    <a:prstGeom prst="rect">
+                      <a:avLst/>
+                    </a:prstGeom>
+                    <a:noFill/>
+                    <a:ln>
+                      <a:noFill/>
+                    </a:ln>
+                  </pic:spPr>
+                </pic:pic>
+              </a:graphicData>
+            </a:graphic>
+          </wp:inline>
+        </w:drawing>
+      </w:r>
+    </w:p>
+    <w:p>
+      <w:pPr>
+        <w:jc w:val="both"/>
+        <w:rPr>
+          <w:rFonts w:ascii="Times New Roman" w:hAnsi="Times New Roman" w:cs="Times New Roman"/>
+          <w:lang w:val="sv-SE"/>
+        </w:rPr>
+      </w:pPr>
+      <w:r>
+        <w:rPr>
+          <w:rFonts w:ascii="Times New Roman" w:hAnsi="Times New Roman" w:cs="Times New Roman"/>
+          <w:lang w:val="sv-SE"/>
+        </w:rPr>
+        <w:t>Hasil yang diberikan berbeda dengan fungsi operator ||. Karena pada kasus tersebut, operator diubah menjadi &amp;&amp;. Fungsi operator &amp;&amp; jika salah satu false maka hasil yang diberikan adalah false. Jadi, hasil yang diberikan di uji 1 dan 2 adalah akses wifi ditolak.</w:t>
+      </w:r>
+    </w:p>
+    <w:p>
+      <w:pPr>
+        <w:jc w:val="both"/>
+        <w:rPr>
+          <w:rFonts w:ascii="Times New Roman" w:hAnsi="Times New Roman" w:cs="Times New Roman"/>
+          <w:lang w:val="id-ID"/>
+        </w:rPr>
+      </w:pPr>
+    </w:p>
+    <w:p>
+      <w:pPr>
+        <w:jc w:val="both"/>
+        <w:rPr>
+          <w:rFonts w:ascii="Times New Roman" w:hAnsi="Times New Roman" w:cs="Times New Roman"/>
+          <w:lang w:val="id-ID"/>
+        </w:rPr>
+      </w:pPr>
+      <w:r>
+        <w:rPr>
+          <w:rFonts w:ascii="Times New Roman" w:hAnsi="Times New Roman" w:cs="Times New Roman"/>
+          <w:lang w:val="id-ID"/>
+        </w:rPr>
+        <w:t xml:space="preserve">4. Pada ekspresi mahasiswa || dosen, kapan kondisi dosen tidak perlu dievaluasi? Jelaskan berdasarkan short-circuit evaluation. </w:t>
+      </w:r>
+    </w:p>
+    <w:p>
+      <w:pPr>
+        <w:jc w:val="both"/>
+        <w:rPr>
+          <w:rFonts w:ascii="Times New Roman" w:hAnsi="Times New Roman" w:cs="Times New Roman"/>
+          <w:b/>
+          <w:bCs/>
+          <w:lang w:val="id-ID"/>
+        </w:rPr>
+      </w:pPr>
+      <w:r>
+        <w:rPr>
+          <w:rFonts w:ascii="Times New Roman" w:hAnsi="Times New Roman" w:cs="Times New Roman"/>
+          <w:b/>
+          <w:bCs/>
+          <w:lang w:val="id-ID"/>
+        </w:rPr>
+        <w:t>Jawab:</w:t>
+      </w:r>
+    </w:p>
+    <w:p>
+      <w:pPr>
+        <w:jc w:val="both"/>
+        <w:rPr>
+          <w:rFonts w:ascii="Times New Roman" w:hAnsi="Times New Roman" w:cs="Times New Roman"/>
+          <w:lang w:val="sv-SE"/>
+        </w:rPr>
+      </w:pPr>
+      <w:r>
+        <w:rPr>
+          <w:rFonts w:ascii="Times New Roman" w:hAnsi="Times New Roman" w:cs="Times New Roman"/>
+          <w:lang w:val="sv-SE"/>
+        </w:rPr>
+        <w:t xml:space="preserve">Jika mahasiwa : false, dosen : true. </w:t>
+      </w:r>
+    </w:p>
+    <w:p>
+      <w:pPr>
+        <w:jc w:val="both"/>
+        <w:rPr>
+          <w:rFonts w:ascii="Times New Roman" w:hAnsi="Times New Roman" w:cs="Times New Roman"/>
+          <w:lang w:val="sv-SE"/>
+        </w:rPr>
+      </w:pPr>
+      <w:r>
+        <w:rPr>
+          <w:rFonts w:ascii="Times New Roman" w:hAnsi="Times New Roman" w:cs="Times New Roman"/>
+          <w:lang w:val="sv-SE"/>
+        </w:rPr>
+        <w:t xml:space="preserve">Jadi, pada ekspresi mahasiswa || dosen apapun kondisinya akan menghasilkan true. Karena menggunakan fungsi operator OR, sehingga Java tidak perlu mengevaluasi dosen. </w:t>
+      </w:r>
+    </w:p>
+    <w:p>
+      <w:pPr>
+        <w:jc w:val="both"/>
+        <w:rPr>
+          <w:rFonts w:ascii="Times New Roman" w:hAnsi="Times New Roman" w:cs="Times New Roman"/>
+          <w:lang w:val="id-ID"/>
+        </w:rPr>
+      </w:pPr>
+      <w:r>
+        <w:rPr>
+          <w:rFonts w:ascii="Times New Roman" w:hAnsi="Times New Roman" w:cs="Times New Roman"/>
+          <w:lang w:val="id-ID"/>
+        </w:rPr>
+        <w:t>5. Pada ekspresi (mahasiswa || dosen) &amp;&amp; !akunDiblokir, kapan kondisi !akunDiblokir tidak perlu dievaluasi? Jelaskan.</w:t>
+      </w:r>
+    </w:p>
+    <w:p>
+      <w:pPr>
+        <w:jc w:val="both"/>
+        <w:rPr>
+          <w:rFonts w:ascii="Times New Roman" w:hAnsi="Times New Roman" w:cs="Times New Roman"/>
+          <w:lang w:val="id-ID"/>
+        </w:rPr>
+      </w:pPr>
+      <w:r>
+        <w:rPr>
+          <w:rFonts w:ascii="Times New Roman" w:hAnsi="Times New Roman" w:cs="Times New Roman"/>
+          <w:lang w:val="id-ID"/>
+        </w:rPr>
+        <w:t>Jawab:</w:t>
+      </w:r>
+    </w:p>
+    <w:p>
+      <w:pPr>
+        <w:jc w:val="both"/>
+        <w:rPr>
+          <w:rFonts w:ascii="Times New Roman" w:hAnsi="Times New Roman" w:cs="Times New Roman"/>
+          <w:lang w:val="sv-SE"/>
+        </w:rPr>
+      </w:pPr>
+      <w:r>
+        <w:rPr>
+          <w:rFonts w:ascii="Times New Roman" w:hAnsi="Times New Roman" w:cs="Times New Roman"/>
+          <w:lang w:val="sv-SE"/>
+        </w:rPr>
+        <w:t xml:space="preserve">Jika mahasiswa : false, dosen : false. </w:t>
+      </w:r>
+    </w:p>
+    <w:p>
+      <w:pPr>
+        <w:jc w:val="both"/>
+        <w:rPr>
+          <w:rFonts w:ascii="Times New Roman" w:hAnsi="Times New Roman" w:cs="Times New Roman"/>
+          <w:lang w:val="sv-SE"/>
+        </w:rPr>
+      </w:pPr>
+      <w:r>
+        <w:rPr>
+          <w:rFonts w:ascii="Times New Roman" w:hAnsi="Times New Roman" w:cs="Times New Roman"/>
+          <w:lang w:val="sv-SE"/>
+        </w:rPr>
+        <w:t>Jadi, pada ekspresi (mahasiswa || dosen) &amp;&amp; !akundiblokir menghasilkan false. Karena menggunakan &amp;&amp;, Java tidak perlu mengevaluasi !akunDiblokir.</w:t>
+      </w:r>
+    </w:p>
+    <w:p>
+      <w:pPr>
+        <w:jc w:val="both"/>
+        <w:rPr>
+          <w:rFonts w:ascii="Times New Roman" w:hAnsi="Times New Roman" w:cs="Times New Roman"/>
+          <w:lang w:val="id-ID"/>
+        </w:rPr>
+      </w:pPr>
+    </w:p>
+    <w:p>
+      <w:pPr>
+        <w:jc w:val="both"/>
         <w:rPr>
           <w:rFonts w:ascii="Times New Roman" w:hAnsi="Times New Roman" w:cs="Times New Roman"/>
           <w:b/>
@@ -588,22 +1678,43 @@
           <w:szCs w:val="28"/>
           <w:lang w:val="id-ID"/>
         </w:rPr>
+      </w:pPr>
+      <w:r>
+        <w:rPr>
+          <w:rFonts w:ascii="Times New Roman" w:hAnsi="Times New Roman" w:cs="Times New Roman"/>
+          <w:b/>
+          <w:bCs/>
+          <w:sz w:val="28"/>
+          <w:szCs w:val="28"/>
+          <w:lang w:val="id-ID"/>
+        </w:rPr>
+        <w:br w:type="page"/>
+      </w:r>
+    </w:p>
+    <w:p>
+      <w:pPr>
+        <w:jc w:val="both"/>
+        <w:rPr>
+          <w:rFonts w:ascii="Times New Roman" w:hAnsi="Times New Roman" w:cs="Times New Roman"/>
+          <w:b/>
+          <w:bCs/>
+          <w:sz w:val="28"/>
+          <w:szCs w:val="28"/>
+          <w:lang w:val="id-ID"/>
+        </w:rPr>
+      </w:pPr>
+      <w:r>
+        <w:rPr>
+          <w:rFonts w:ascii="Times New Roman" w:hAnsi="Times New Roman" w:cs="Times New Roman"/>
+          <w:b/>
+          <w:bCs/>
+          <w:sz w:val="28"/>
+          <w:szCs w:val="28"/>
+          <w:lang w:val="id-ID"/>
+        </w:rPr>
         <w:lastRenderedPageBreak/>
         <w:t>2.3 Percobaan 3: Nested IF dan Operator Logika untuk Menentukan Akses Laboratorium</w:t>
       </w:r>
-    </w:p>
-    <w:p>
-      <w:pPr>
-        <w:jc w:val="both"/>
-        <w:rPr>
-          <w:rFonts w:ascii="Times New Roman" w:hAnsi="Times New Roman" w:cs="Times New Roman"/>
-          <w:b/>
-          <w:bCs/>
-          <w:sz w:val="28"/>
-          <w:szCs w:val="28"/>
-          <w:lang w:val="id-ID"/>
-        </w:rPr>
-      </w:pPr>
     </w:p>
     <w:p>
       <w:pPr>
@@ -643,7 +1754,7 @@
                     <pic:cNvPicPr/>
                   </pic:nvPicPr>
                   <pic:blipFill>
-                    <a:blip r:embed="rId6" cstate="print">
+                    <a:blip r:embed="rId16" cstate="print">
                       <a:extLst>
                         <a:ext uri="{28A0092B-C50C-407E-A947-70E740481C1C}">
                           <a14:useLocalDpi xmlns:a14="http://schemas.microsoft.com/office/drawing/2010/main" val="0"/>
@@ -675,6 +1786,332 @@
         <w:jc w:val="both"/>
         <w:rPr>
           <w:rFonts w:ascii="Times New Roman" w:hAnsi="Times New Roman" w:cs="Times New Roman"/>
+        </w:rPr>
+      </w:pPr>
+      <w:proofErr w:type="spellStart"/>
+      <w:r>
+        <w:rPr>
+          <w:rFonts w:ascii="Times New Roman" w:hAnsi="Times New Roman" w:cs="Times New Roman"/>
+        </w:rPr>
+        <w:t>Kondisi</w:t>
+      </w:r>
+      <w:proofErr w:type="spellEnd"/>
+      <w:r>
+        <w:rPr>
+          <w:rFonts w:ascii="Times New Roman" w:hAnsi="Times New Roman" w:cs="Times New Roman"/>
+        </w:rPr>
+        <w:t xml:space="preserve"> 1 </w:t>
+      </w:r>
+    </w:p>
+    <w:p>
+      <w:pPr>
+        <w:jc w:val="both"/>
+        <w:rPr>
+          <w:rFonts w:ascii="Times New Roman" w:hAnsi="Times New Roman" w:cs="Times New Roman"/>
+          <w:lang w:val="sv-SE"/>
+        </w:rPr>
+      </w:pPr>
+      <w:r>
+        <w:rPr>
+          <w:rFonts w:ascii="Times New Roman" w:hAnsi="Times New Roman" w:cs="Times New Roman"/>
+          <w:noProof/>
+          <w:lang w:val="sv-SE"/>
+        </w:rPr>
+        <w:drawing>
+          <wp:inline distT="0" distB="0" distL="0" distR="0" wp14:anchorId="79C97BB1" wp14:editId="74F7DF3F">
+            <wp:extent cx="3905250" cy="819150"/>
+            <wp:effectExtent l="0" t="0" r="0" b="0"/>
+            <wp:docPr id="14" name="Picture 14"/>
+            <wp:cNvGraphicFramePr>
+              <a:graphicFrameLocks xmlns:a="http://schemas.openxmlformats.org/drawingml/2006/main" noChangeAspect="1"/>
+            </wp:cNvGraphicFramePr>
+            <a:graphic xmlns:a="http://schemas.openxmlformats.org/drawingml/2006/main">
+              <a:graphicData uri="http://schemas.openxmlformats.org/drawingml/2006/picture">
+                <pic:pic xmlns:pic="http://schemas.openxmlformats.org/drawingml/2006/picture">
+                  <pic:nvPicPr>
+                    <pic:cNvPr id="0" name="Picture 15"/>
+                    <pic:cNvPicPr>
+                      <a:picLocks noChangeAspect="1" noChangeArrowheads="1"/>
+                    </pic:cNvPicPr>
+                  </pic:nvPicPr>
+                  <pic:blipFill>
+                    <a:blip r:embed="rId17">
+                      <a:extLst>
+                        <a:ext uri="{28A0092B-C50C-407E-A947-70E740481C1C}">
+                          <a14:useLocalDpi xmlns:a14="http://schemas.microsoft.com/office/drawing/2010/main" val="0"/>
+                        </a:ext>
+                      </a:extLst>
+                    </a:blip>
+                    <a:srcRect/>
+                    <a:stretch>
+                      <a:fillRect/>
+                    </a:stretch>
+                  </pic:blipFill>
+                  <pic:spPr bwMode="auto">
+                    <a:xfrm>
+                      <a:off x="0" y="0"/>
+                      <a:ext cx="3905250" cy="819150"/>
+                    </a:xfrm>
+                    <a:prstGeom prst="rect">
+                      <a:avLst/>
+                    </a:prstGeom>
+                    <a:noFill/>
+                    <a:ln>
+                      <a:noFill/>
+                    </a:ln>
+                  </pic:spPr>
+                </pic:pic>
+              </a:graphicData>
+            </a:graphic>
+          </wp:inline>
+        </w:drawing>
+      </w:r>
+    </w:p>
+    <w:p>
+      <w:pPr>
+        <w:jc w:val="both"/>
+        <w:rPr>
+          <w:rFonts w:ascii="Times New Roman" w:hAnsi="Times New Roman" w:cs="Times New Roman"/>
+          <w:lang w:val="sv-SE"/>
+        </w:rPr>
+      </w:pPr>
+      <w:r>
+        <w:rPr>
+          <w:rFonts w:ascii="Times New Roman" w:hAnsi="Times New Roman" w:cs="Times New Roman"/>
+          <w:lang w:val="sv-SE"/>
+        </w:rPr>
+        <w:t xml:space="preserve">Kondisi 2 </w:t>
+      </w:r>
+    </w:p>
+    <w:p>
+      <w:pPr>
+        <w:jc w:val="both"/>
+        <w:rPr>
+          <w:rFonts w:ascii="Times New Roman" w:hAnsi="Times New Roman" w:cs="Times New Roman"/>
+          <w:lang w:val="sv-SE"/>
+        </w:rPr>
+      </w:pPr>
+      <w:r>
+        <w:rPr>
+          <w:rFonts w:ascii="Times New Roman" w:hAnsi="Times New Roman" w:cs="Times New Roman"/>
+          <w:noProof/>
+          <w:lang w:val="sv-SE"/>
+        </w:rPr>
+        <w:drawing>
+          <wp:inline distT="0" distB="0" distL="0" distR="0" wp14:anchorId="419B217F" wp14:editId="59B21CB5">
+            <wp:extent cx="3905250" cy="809625"/>
+            <wp:effectExtent l="0" t="0" r="0" b="9525"/>
+            <wp:docPr id="13" name="Picture 13"/>
+            <wp:cNvGraphicFramePr>
+              <a:graphicFrameLocks xmlns:a="http://schemas.openxmlformats.org/drawingml/2006/main" noChangeAspect="1"/>
+            </wp:cNvGraphicFramePr>
+            <a:graphic xmlns:a="http://schemas.openxmlformats.org/drawingml/2006/main">
+              <a:graphicData uri="http://schemas.openxmlformats.org/drawingml/2006/picture">
+                <pic:pic xmlns:pic="http://schemas.openxmlformats.org/drawingml/2006/picture">
+                  <pic:nvPicPr>
+                    <pic:cNvPr id="0" name="Picture 16"/>
+                    <pic:cNvPicPr>
+                      <a:picLocks noChangeAspect="1" noChangeArrowheads="1"/>
+                    </pic:cNvPicPr>
+                  </pic:nvPicPr>
+                  <pic:blipFill>
+                    <a:blip r:embed="rId18">
+                      <a:extLst>
+                        <a:ext uri="{28A0092B-C50C-407E-A947-70E740481C1C}">
+                          <a14:useLocalDpi xmlns:a14="http://schemas.microsoft.com/office/drawing/2010/main" val="0"/>
+                        </a:ext>
+                      </a:extLst>
+                    </a:blip>
+                    <a:srcRect/>
+                    <a:stretch>
+                      <a:fillRect/>
+                    </a:stretch>
+                  </pic:blipFill>
+                  <pic:spPr bwMode="auto">
+                    <a:xfrm>
+                      <a:off x="0" y="0"/>
+                      <a:ext cx="3905250" cy="809625"/>
+                    </a:xfrm>
+                    <a:prstGeom prst="rect">
+                      <a:avLst/>
+                    </a:prstGeom>
+                    <a:noFill/>
+                    <a:ln>
+                      <a:noFill/>
+                    </a:ln>
+                  </pic:spPr>
+                </pic:pic>
+              </a:graphicData>
+            </a:graphic>
+          </wp:inline>
+        </w:drawing>
+      </w:r>
+    </w:p>
+    <w:p>
+      <w:pPr>
+        <w:jc w:val="both"/>
+        <w:rPr>
+          <w:rFonts w:ascii="Times New Roman" w:hAnsi="Times New Roman" w:cs="Times New Roman"/>
+          <w:lang w:val="sv-SE"/>
+        </w:rPr>
+      </w:pPr>
+      <w:r>
+        <w:rPr>
+          <w:rFonts w:ascii="Times New Roman" w:hAnsi="Times New Roman" w:cs="Times New Roman"/>
+          <w:lang w:val="sv-SE"/>
+        </w:rPr>
+        <w:t>Kondisi 3</w:t>
+      </w:r>
+    </w:p>
+    <w:p>
+      <w:pPr>
+        <w:jc w:val="both"/>
+        <w:rPr>
+          <w:rFonts w:ascii="Times New Roman" w:hAnsi="Times New Roman" w:cs="Times New Roman"/>
+          <w:lang w:val="sv-SE"/>
+        </w:rPr>
+      </w:pPr>
+      <w:r>
+        <w:rPr>
+          <w:rFonts w:ascii="Times New Roman" w:hAnsi="Times New Roman" w:cs="Times New Roman"/>
+          <w:noProof/>
+          <w:lang w:val="sv-SE"/>
+        </w:rPr>
+        <w:drawing>
+          <wp:inline distT="0" distB="0" distL="0" distR="0" wp14:anchorId="7760EA10" wp14:editId="1FAD4F9F">
+            <wp:extent cx="3905250" cy="809625"/>
+            <wp:effectExtent l="0" t="0" r="0" b="9525"/>
+            <wp:docPr id="12" name="Picture 12"/>
+            <wp:cNvGraphicFramePr>
+              <a:graphicFrameLocks xmlns:a="http://schemas.openxmlformats.org/drawingml/2006/main" noChangeAspect="1"/>
+            </wp:cNvGraphicFramePr>
+            <a:graphic xmlns:a="http://schemas.openxmlformats.org/drawingml/2006/main">
+              <a:graphicData uri="http://schemas.openxmlformats.org/drawingml/2006/picture">
+                <pic:pic xmlns:pic="http://schemas.openxmlformats.org/drawingml/2006/picture">
+                  <pic:nvPicPr>
+                    <pic:cNvPr id="0" name="Picture 17"/>
+                    <pic:cNvPicPr>
+                      <a:picLocks noChangeAspect="1" noChangeArrowheads="1"/>
+                    </pic:cNvPicPr>
+                  </pic:nvPicPr>
+                  <pic:blipFill>
+                    <a:blip r:embed="rId19">
+                      <a:extLst>
+                        <a:ext uri="{28A0092B-C50C-407E-A947-70E740481C1C}">
+                          <a14:useLocalDpi xmlns:a14="http://schemas.microsoft.com/office/drawing/2010/main" val="0"/>
+                        </a:ext>
+                      </a:extLst>
+                    </a:blip>
+                    <a:srcRect/>
+                    <a:stretch>
+                      <a:fillRect/>
+                    </a:stretch>
+                  </pic:blipFill>
+                  <pic:spPr bwMode="auto">
+                    <a:xfrm>
+                      <a:off x="0" y="0"/>
+                      <a:ext cx="3905250" cy="809625"/>
+                    </a:xfrm>
+                    <a:prstGeom prst="rect">
+                      <a:avLst/>
+                    </a:prstGeom>
+                    <a:noFill/>
+                    <a:ln>
+                      <a:noFill/>
+                    </a:ln>
+                  </pic:spPr>
+                </pic:pic>
+              </a:graphicData>
+            </a:graphic>
+          </wp:inline>
+        </w:drawing>
+      </w:r>
+    </w:p>
+    <w:p>
+      <w:pPr>
+        <w:jc w:val="both"/>
+        <w:rPr>
+          <w:rFonts w:ascii="Times New Roman" w:hAnsi="Times New Roman" w:cs="Times New Roman"/>
+          <w:lang w:val="sv-SE"/>
+        </w:rPr>
+      </w:pPr>
+      <w:r>
+        <w:rPr>
+          <w:rFonts w:ascii="Times New Roman" w:hAnsi="Times New Roman" w:cs="Times New Roman"/>
+          <w:lang w:val="sv-SE"/>
+        </w:rPr>
+        <w:t>Kondisi 4</w:t>
+      </w:r>
+    </w:p>
+    <w:p>
+      <w:pPr>
+        <w:jc w:val="both"/>
+        <w:rPr>
+          <w:rFonts w:ascii="Times New Roman" w:hAnsi="Times New Roman" w:cs="Times New Roman"/>
+          <w:lang w:val="sv-SE"/>
+        </w:rPr>
+      </w:pPr>
+      <w:r>
+        <w:rPr>
+          <w:rFonts w:ascii="Times New Roman" w:hAnsi="Times New Roman" w:cs="Times New Roman"/>
+          <w:noProof/>
+          <w:lang w:val="sv-SE"/>
+        </w:rPr>
+        <w:drawing>
+          <wp:inline distT="0" distB="0" distL="0" distR="0" wp14:anchorId="5C005B5A" wp14:editId="4AED1A89">
+            <wp:extent cx="3895725" cy="809625"/>
+            <wp:effectExtent l="0" t="0" r="9525" b="9525"/>
+            <wp:docPr id="11" name="Picture 11"/>
+            <wp:cNvGraphicFramePr>
+              <a:graphicFrameLocks xmlns:a="http://schemas.openxmlformats.org/drawingml/2006/main" noChangeAspect="1"/>
+            </wp:cNvGraphicFramePr>
+            <a:graphic xmlns:a="http://schemas.openxmlformats.org/drawingml/2006/main">
+              <a:graphicData uri="http://schemas.openxmlformats.org/drawingml/2006/picture">
+                <pic:pic xmlns:pic="http://schemas.openxmlformats.org/drawingml/2006/picture">
+                  <pic:nvPicPr>
+                    <pic:cNvPr id="0" name="Picture 1"/>
+                    <pic:cNvPicPr>
+                      <a:picLocks noChangeAspect="1" noChangeArrowheads="1"/>
+                    </pic:cNvPicPr>
+                  </pic:nvPicPr>
+                  <pic:blipFill>
+                    <a:blip r:embed="rId20">
+                      <a:extLst>
+                        <a:ext uri="{28A0092B-C50C-407E-A947-70E740481C1C}">
+                          <a14:useLocalDpi xmlns:a14="http://schemas.microsoft.com/office/drawing/2010/main" val="0"/>
+                        </a:ext>
+                      </a:extLst>
+                    </a:blip>
+                    <a:srcRect/>
+                    <a:stretch>
+                      <a:fillRect/>
+                    </a:stretch>
+                  </pic:blipFill>
+                  <pic:spPr bwMode="auto">
+                    <a:xfrm>
+                      <a:off x="0" y="0"/>
+                      <a:ext cx="3895725" cy="809625"/>
+                    </a:xfrm>
+                    <a:prstGeom prst="rect">
+                      <a:avLst/>
+                    </a:prstGeom>
+                    <a:noFill/>
+                    <a:ln>
+                      <a:noFill/>
+                    </a:ln>
+                  </pic:spPr>
+                </pic:pic>
+              </a:graphicData>
+            </a:graphic>
+          </wp:inline>
+        </w:drawing>
+      </w:r>
+    </w:p>
+    <w:p>
+      <w:pPr>
+        <w:jc w:val="both"/>
+        <w:rPr>
+          <w:rFonts w:ascii="Times New Roman" w:hAnsi="Times New Roman" w:cs="Times New Roman"/>
           <w:b/>
           <w:bCs/>
           <w:sz w:val="28"/>
@@ -682,7 +2119,10 @@
           <w:lang w:val="id-ID"/>
         </w:rPr>
       </w:pPr>
-      <w:r>
+    </w:p>
+    <w:p>
+      <w:pPr>
+        <w:jc w:val="both"/>
         <w:rPr>
           <w:rFonts w:ascii="Times New Roman" w:hAnsi="Times New Roman" w:cs="Times New Roman"/>
           <w:b/>
@@ -691,101 +2131,8 @@
           <w:szCs w:val="28"/>
           <w:lang w:val="id-ID"/>
         </w:rPr>
-        <w:t xml:space="preserve">Pertanyaan </w:t>
-      </w:r>
-    </w:p>
-    <w:p>
-      <w:pPr>
-        <w:jc w:val="both"/>
-        <w:rPr>
-          <w:rFonts w:ascii="Times New Roman" w:hAnsi="Times New Roman" w:cs="Times New Roman"/>
-          <w:lang w:val="id-ID"/>
-        </w:rPr>
-      </w:pPr>
-      <w:r>
-        <w:rPr>
-          <w:rFonts w:ascii="Times New Roman" w:hAnsi="Times New Roman" w:cs="Times New Roman"/>
-          <w:lang w:val="id-ID"/>
-        </w:rPr>
-        <w:t xml:space="preserve">1. Mengapa pemeriksaan punyaIzinDosen || asistenLab ditempatkan di dalam IF pertama? </w:t>
-      </w:r>
-    </w:p>
-    <w:p>
-      <w:pPr>
-        <w:jc w:val="both"/>
-        <w:rPr>
-          <w:rFonts w:ascii="Times New Roman" w:hAnsi="Times New Roman" w:cs="Times New Roman"/>
-          <w:lang w:val="id-ID"/>
-        </w:rPr>
-      </w:pPr>
-      <w:r>
-        <w:rPr>
-          <w:rFonts w:ascii="Times New Roman" w:hAnsi="Times New Roman" w:cs="Times New Roman"/>
-          <w:lang w:val="id-ID"/>
-        </w:rPr>
-        <w:t>2. Jelaskan fungsi operator &amp;&amp;, ||, dan ! pada program tersebut.</w:t>
-      </w:r>
-    </w:p>
-    <w:p>
-      <w:pPr>
-        <w:jc w:val="both"/>
-        <w:rPr>
-          <w:rFonts w:ascii="Times New Roman" w:hAnsi="Times New Roman" w:cs="Times New Roman"/>
-          <w:lang w:val="id-ID"/>
-        </w:rPr>
-      </w:pPr>
-      <w:r>
-        <w:rPr>
-          <w:rFonts w:ascii="Times New Roman" w:hAnsi="Times New Roman" w:cs="Times New Roman"/>
-          <w:lang w:val="id-ID"/>
-        </w:rPr>
-        <w:t xml:space="preserve">3. Apakah syarat akses dapat ditulis menjadi satu kondisi: mahasiswaAktif &amp;&amp; !sedangDisanksi &amp;&amp; (punyaIzinDosen || asistenLab)? Jelaskan apakah keputusan akses akhirnya sama. </w:t>
-      </w:r>
-    </w:p>
-    <w:p>
-      <w:pPr>
-        <w:jc w:val="both"/>
-        <w:rPr>
-          <w:rFonts w:ascii="Times New Roman" w:hAnsi="Times New Roman" w:cs="Times New Roman"/>
-          <w:lang w:val="id-ID"/>
-        </w:rPr>
-      </w:pPr>
-      <w:r>
-        <w:rPr>
-          <w:rFonts w:ascii="Times New Roman" w:hAnsi="Times New Roman" w:cs="Times New Roman"/>
-          <w:lang w:val="id-ID"/>
-        </w:rPr>
-        <w:t xml:space="preserve">4. Apa keuntungan menggunakan Nested IF pada kasus ini dibandingkan hanya satu IF jika sistem perlu menampilkan alasan penolakan yang berbeda? </w:t>
-      </w:r>
-    </w:p>
-    <w:p>
-      <w:pPr>
-        <w:jc w:val="both"/>
-        <w:rPr>
-          <w:rFonts w:ascii="Times New Roman" w:hAnsi="Times New Roman" w:cs="Times New Roman"/>
-          <w:lang w:val="id-ID"/>
-        </w:rPr>
-      </w:pPr>
-      <w:r>
-        <w:rPr>
-          <w:rFonts w:ascii="Times New Roman" w:hAnsi="Times New Roman" w:cs="Times New Roman"/>
-          <w:lang w:val="id-ID"/>
-        </w:rPr>
-        <w:t>5. Buat satu kombinasi masukan yang menyebabkan akses ditolak pada level pertama dan satu kombinasi yang menyebabkan akses ditolak pada level kedua</w:t>
-      </w:r>
-    </w:p>
-    <w:p>
-      <w:pPr>
-        <w:jc w:val="both"/>
-        <w:rPr>
-          <w:rFonts w:ascii="Times New Roman" w:hAnsi="Times New Roman" w:cs="Times New Roman"/>
-          <w:lang w:val="id-ID"/>
-        </w:rPr>
-      </w:pPr>
-    </w:p>
-    <w:p>
-      <w:pPr>
-        <w:jc w:val="both"/>
+      </w:pPr>
+      <w:r>
         <w:rPr>
           <w:rFonts w:ascii="Times New Roman" w:hAnsi="Times New Roman" w:cs="Times New Roman"/>
           <w:b/>
@@ -794,6 +2141,557 @@
           <w:szCs w:val="28"/>
           <w:lang w:val="id-ID"/>
         </w:rPr>
+        <w:t xml:space="preserve">Pertanyaan </w:t>
+      </w:r>
+    </w:p>
+    <w:p>
+      <w:pPr>
+        <w:jc w:val="both"/>
+        <w:rPr>
+          <w:rFonts w:ascii="Times New Roman" w:hAnsi="Times New Roman" w:cs="Times New Roman"/>
+          <w:lang w:val="id-ID"/>
+        </w:rPr>
+      </w:pPr>
+      <w:r>
+        <w:rPr>
+          <w:rFonts w:ascii="Times New Roman" w:hAnsi="Times New Roman" w:cs="Times New Roman"/>
+          <w:lang w:val="id-ID"/>
+        </w:rPr>
+        <w:t>1.</w:t>
+      </w:r>
+      <w:r>
+        <w:rPr>
+          <w:rFonts w:ascii="Times New Roman" w:hAnsi="Times New Roman" w:cs="Times New Roman"/>
+          <w:lang w:val="id-ID"/>
+        </w:rPr>
+        <w:t xml:space="preserve">Mengapa pemeriksaan punyaIzinDosen || asistenLab ditempatkan di dalam IF pertama? </w:t>
+      </w:r>
+    </w:p>
+    <w:p>
+      <w:pPr>
+        <w:jc w:val="both"/>
+        <w:rPr>
+          <w:rFonts w:ascii="Times New Roman" w:hAnsi="Times New Roman" w:cs="Times New Roman"/>
+          <w:b/>
+          <w:bCs/>
+          <w:lang w:val="sv-SE"/>
+        </w:rPr>
+      </w:pPr>
+      <w:r>
+        <w:rPr>
+          <w:rFonts w:ascii="Times New Roman" w:hAnsi="Times New Roman" w:cs="Times New Roman"/>
+          <w:b/>
+          <w:bCs/>
+          <w:lang w:val="sv-SE"/>
+        </w:rPr>
+        <w:t>Jawab :</w:t>
+      </w:r>
+    </w:p>
+    <w:p>
+      <w:pPr>
+        <w:jc w:val="both"/>
+        <w:rPr>
+          <w:rFonts w:ascii="Times New Roman" w:hAnsi="Times New Roman" w:cs="Times New Roman"/>
+          <w:lang w:val="sv-SE"/>
+        </w:rPr>
+      </w:pPr>
+      <w:r>
+        <w:rPr>
+          <w:rFonts w:ascii="Times New Roman" w:hAnsi="Times New Roman" w:cs="Times New Roman"/>
+          <w:lang w:val="sv-SE"/>
+        </w:rPr>
+        <w:t xml:space="preserve">Karena mahasiswa harus memenuhi syarat pertama, yaitu aktif dan tidak di sanksi. Maka, pemeriksaan punyaIzinDosen || asistenLab ditempatkan di posisi pertama. Jika mahasiswa tidak memenuhi syarat pertama, maka tidak perlu memeriksa izin dosen atau asisten lab. </w:t>
+      </w:r>
+    </w:p>
+    <w:p>
+      <w:pPr>
+        <w:jc w:val="both"/>
+        <w:rPr>
+          <w:rFonts w:ascii="Times New Roman" w:hAnsi="Times New Roman" w:cs="Times New Roman"/>
+          <w:lang w:val="id-ID"/>
+        </w:rPr>
+      </w:pPr>
+      <w:r>
+        <w:rPr>
+          <w:rFonts w:ascii="Times New Roman" w:hAnsi="Times New Roman" w:cs="Times New Roman"/>
+          <w:lang w:val="id-ID"/>
+        </w:rPr>
+        <w:t>2. Jelaskan fungsi operator &amp;&amp;, ||, dan ! pada program tersebut.</w:t>
+      </w:r>
+    </w:p>
+    <w:p>
+      <w:pPr>
+        <w:jc w:val="both"/>
+        <w:rPr>
+          <w:rFonts w:ascii="Times New Roman" w:hAnsi="Times New Roman" w:cs="Times New Roman"/>
+          <w:b/>
+          <w:bCs/>
+          <w:lang w:val="sv-SE"/>
+        </w:rPr>
+      </w:pPr>
+      <w:r>
+        <w:rPr>
+          <w:rFonts w:ascii="Times New Roman" w:hAnsi="Times New Roman" w:cs="Times New Roman"/>
+          <w:b/>
+          <w:bCs/>
+          <w:lang w:val="sv-SE"/>
+        </w:rPr>
+        <w:t>Jawab :</w:t>
+      </w:r>
+    </w:p>
+    <w:p>
+      <w:pPr>
+        <w:jc w:val="both"/>
+        <w:rPr>
+          <w:rFonts w:ascii="Times New Roman" w:hAnsi="Times New Roman" w:cs="Times New Roman"/>
+          <w:lang w:val="sv-SE"/>
+        </w:rPr>
+      </w:pPr>
+      <w:r>
+        <w:rPr>
+          <w:rFonts w:ascii="Times New Roman" w:hAnsi="Times New Roman" w:cs="Times New Roman"/>
+          <w:lang w:val="sv-SE"/>
+        </w:rPr>
+        <w:t>- &amp;&amp;</w:t>
+      </w:r>
+      <w:r>
+        <w:rPr>
+          <w:rFonts w:ascii="Times New Roman" w:hAnsi="Times New Roman" w:cs="Times New Roman"/>
+          <w:lang w:val="sv-SE"/>
+        </w:rPr>
+        <w:tab/>
+        <w:t>: Fungsi operator AND</w:t>
+      </w:r>
+    </w:p>
+    <w:p>
+      <w:pPr>
+        <w:jc w:val="both"/>
+        <w:rPr>
+          <w:rFonts w:ascii="Times New Roman" w:hAnsi="Times New Roman" w:cs="Times New Roman"/>
+          <w:lang w:val="sv-SE"/>
+        </w:rPr>
+      </w:pPr>
+      <w:r>
+        <w:rPr>
+          <w:rFonts w:ascii="Times New Roman" w:hAnsi="Times New Roman" w:cs="Times New Roman"/>
+          <w:lang w:val="sv-SE"/>
+        </w:rPr>
+        <w:t>- ||</w:t>
+      </w:r>
+      <w:r>
+        <w:rPr>
+          <w:rFonts w:ascii="Times New Roman" w:hAnsi="Times New Roman" w:cs="Times New Roman"/>
+          <w:lang w:val="sv-SE"/>
+        </w:rPr>
+        <w:tab/>
+        <w:t>: Fungsi operator OR</w:t>
+      </w:r>
+    </w:p>
+    <w:p>
+      <w:pPr>
+        <w:jc w:val="both"/>
+        <w:rPr>
+          <w:rFonts w:ascii="Times New Roman" w:hAnsi="Times New Roman" w:cs="Times New Roman"/>
+          <w:lang w:val="sv-SE"/>
+        </w:rPr>
+      </w:pPr>
+      <w:r>
+        <w:rPr>
+          <w:rFonts w:ascii="Times New Roman" w:hAnsi="Times New Roman" w:cs="Times New Roman"/>
+          <w:lang w:val="sv-SE"/>
+        </w:rPr>
+        <w:t>- !</w:t>
+      </w:r>
+      <w:r>
+        <w:rPr>
+          <w:rFonts w:ascii="Times New Roman" w:hAnsi="Times New Roman" w:cs="Times New Roman"/>
+          <w:lang w:val="sv-SE"/>
+        </w:rPr>
+        <w:tab/>
+        <w:t>: Fungsi operator NOT</w:t>
+      </w:r>
+    </w:p>
+    <w:p>
+      <w:pPr>
+        <w:jc w:val="both"/>
+        <w:rPr>
+          <w:rFonts w:ascii="Times New Roman" w:hAnsi="Times New Roman" w:cs="Times New Roman"/>
+          <w:lang w:val="id-ID"/>
+        </w:rPr>
+      </w:pPr>
+      <w:r>
+        <w:rPr>
+          <w:rFonts w:ascii="Times New Roman" w:hAnsi="Times New Roman" w:cs="Times New Roman"/>
+          <w:lang w:val="id-ID"/>
+        </w:rPr>
+        <w:t xml:space="preserve">3. Apakah syarat akses dapat ditulis menjadi satu kondisi: mahasiswaAktif &amp;&amp; !sedangDisanksi &amp;&amp; (punyaIzinDosen || asistenLab)? Jelaskan apakah keputusan akses akhirnya sama. </w:t>
+      </w:r>
+    </w:p>
+    <w:p>
+      <w:pPr>
+        <w:jc w:val="both"/>
+        <w:rPr>
+          <w:rFonts w:ascii="Times New Roman" w:hAnsi="Times New Roman" w:cs="Times New Roman"/>
+          <w:b/>
+          <w:bCs/>
+          <w:lang w:val="sv-SE"/>
+        </w:rPr>
+      </w:pPr>
+      <w:r>
+        <w:rPr>
+          <w:rFonts w:ascii="Times New Roman" w:hAnsi="Times New Roman" w:cs="Times New Roman"/>
+          <w:b/>
+          <w:bCs/>
+          <w:lang w:val="sv-SE"/>
+        </w:rPr>
+        <w:t>Jawab :</w:t>
+      </w:r>
+    </w:p>
+    <w:p>
+      <w:pPr>
+        <w:jc w:val="both"/>
+        <w:rPr>
+          <w:rFonts w:ascii="Times New Roman" w:hAnsi="Times New Roman" w:cs="Times New Roman"/>
+          <w:lang w:val="sv-SE"/>
+        </w:rPr>
+      </w:pPr>
+      <w:r>
+        <w:rPr>
+          <w:rFonts w:ascii="Times New Roman" w:hAnsi="Times New Roman" w:cs="Times New Roman"/>
+          <w:lang w:val="sv-SE"/>
+        </w:rPr>
+        <w:t>Syarat akses dapat ditulis menjadi satu kondisi dan kepurusan aksesnya tetap sama. Karena akses pada Nested IF hanya diberikan jika IF luar dan IF dalam sama-sama true, hanya saja versi satu kondisi tidak bisa membedakan alasan penolakan.</w:t>
+      </w:r>
+    </w:p>
+    <w:p>
+      <w:pPr>
+        <w:jc w:val="both"/>
+        <w:rPr>
+          <w:rFonts w:ascii="Times New Roman" w:hAnsi="Times New Roman" w:cs="Times New Roman"/>
+          <w:lang w:val="id-ID"/>
+        </w:rPr>
+      </w:pPr>
+      <w:r>
+        <w:rPr>
+          <w:rFonts w:ascii="Times New Roman" w:hAnsi="Times New Roman" w:cs="Times New Roman"/>
+          <w:lang w:val="id-ID"/>
+        </w:rPr>
+        <w:t xml:space="preserve">4. Apa keuntungan menggunakan Nested IF pada kasus ini dibandingkan hanya satu IF jika sistem perlu menampilkan alasan penolakan yang berbeda? </w:t>
+      </w:r>
+    </w:p>
+    <w:p>
+      <w:pPr>
+        <w:jc w:val="both"/>
+        <w:rPr>
+          <w:rFonts w:ascii="Times New Roman" w:hAnsi="Times New Roman" w:cs="Times New Roman"/>
+          <w:b/>
+          <w:bCs/>
+          <w:lang w:val="sv-SE"/>
+        </w:rPr>
+      </w:pPr>
+      <w:r>
+        <w:rPr>
+          <w:rFonts w:ascii="Times New Roman" w:hAnsi="Times New Roman" w:cs="Times New Roman"/>
+          <w:b/>
+          <w:bCs/>
+          <w:lang w:val="sv-SE"/>
+        </w:rPr>
+        <w:t>Jawab :</w:t>
+      </w:r>
+    </w:p>
+    <w:p>
+      <w:pPr>
+        <w:jc w:val="both"/>
+        <w:rPr>
+          <w:rFonts w:ascii="Times New Roman" w:hAnsi="Times New Roman" w:cs="Times New Roman"/>
+          <w:lang w:val="sv-SE"/>
+        </w:rPr>
+      </w:pPr>
+      <w:r>
+        <w:rPr>
+          <w:rFonts w:ascii="Times New Roman" w:hAnsi="Times New Roman" w:cs="Times New Roman"/>
+          <w:lang w:val="sv-SE"/>
+        </w:rPr>
+        <w:t>Keuntungannya Adalah memberikan penjelasan tambahan agar program mudah untuk dimengerti dan dibaca</w:t>
+      </w:r>
+    </w:p>
+    <w:p>
+      <w:pPr>
+        <w:jc w:val="both"/>
+        <w:rPr>
+          <w:rFonts w:ascii="Times New Roman" w:hAnsi="Times New Roman" w:cs="Times New Roman"/>
+          <w:b/>
+          <w:bCs/>
+          <w:lang w:val="sv-SE"/>
+        </w:rPr>
+      </w:pPr>
+      <w:r>
+        <w:rPr>
+          <w:rFonts w:ascii="Times New Roman" w:hAnsi="Times New Roman" w:cs="Times New Roman"/>
+          <w:lang w:val="id-ID"/>
+        </w:rPr>
+        <w:t>5. Buat satu kombinasi masukan yang menyebabkan akses ditolak pada level pertama dan satu kombinasi yang menyebabkan akses ditolak pada level kedua</w:t>
+      </w:r>
+      <w:r>
+        <w:rPr>
+          <w:rFonts w:ascii="Times New Roman" w:hAnsi="Times New Roman" w:cs="Times New Roman"/>
+          <w:b/>
+          <w:bCs/>
+          <w:lang w:val="sv-SE"/>
+        </w:rPr>
+        <w:t xml:space="preserve"> </w:t>
+      </w:r>
+    </w:p>
+    <w:p>
+      <w:pPr>
+        <w:jc w:val="both"/>
+        <w:rPr>
+          <w:rFonts w:ascii="Times New Roman" w:hAnsi="Times New Roman" w:cs="Times New Roman"/>
+          <w:b/>
+          <w:bCs/>
+          <w:lang w:val="sv-SE"/>
+        </w:rPr>
+      </w:pPr>
+    </w:p>
+    <w:p>
+      <w:pPr>
+        <w:jc w:val="both"/>
+        <w:rPr>
+          <w:rFonts w:ascii="Times New Roman" w:hAnsi="Times New Roman" w:cs="Times New Roman"/>
+          <w:b/>
+          <w:bCs/>
+          <w:lang w:val="sv-SE"/>
+        </w:rPr>
+      </w:pPr>
+    </w:p>
+    <w:p>
+      <w:pPr>
+        <w:jc w:val="both"/>
+        <w:rPr>
+          <w:rFonts w:ascii="Times New Roman" w:hAnsi="Times New Roman" w:cs="Times New Roman"/>
+          <w:b/>
+          <w:bCs/>
+          <w:lang w:val="sv-SE"/>
+        </w:rPr>
+      </w:pPr>
+    </w:p>
+    <w:p>
+      <w:pPr>
+        <w:jc w:val="both"/>
+        <w:rPr>
+          <w:rFonts w:ascii="Times New Roman" w:hAnsi="Times New Roman" w:cs="Times New Roman"/>
+          <w:b/>
+          <w:bCs/>
+          <w:lang w:val="sv-SE"/>
+        </w:rPr>
+      </w:pPr>
+    </w:p>
+    <w:p>
+      <w:pPr>
+        <w:jc w:val="both"/>
+        <w:rPr>
+          <w:rFonts w:ascii="Times New Roman" w:hAnsi="Times New Roman" w:cs="Times New Roman"/>
+          <w:b/>
+          <w:bCs/>
+          <w:lang w:val="sv-SE"/>
+        </w:rPr>
+      </w:pPr>
+      <w:r>
+        <w:rPr>
+          <w:rFonts w:ascii="Times New Roman" w:hAnsi="Times New Roman" w:cs="Times New Roman"/>
+          <w:b/>
+          <w:bCs/>
+          <w:lang w:val="sv-SE"/>
+        </w:rPr>
+        <w:lastRenderedPageBreak/>
+        <w:t>Jawab :</w:t>
+      </w:r>
+    </w:p>
+    <w:p>
+      <w:pPr>
+        <w:jc w:val="both"/>
+        <w:rPr>
+          <w:rFonts w:ascii="Times New Roman" w:hAnsi="Times New Roman" w:cs="Times New Roman"/>
+          <w:lang w:val="sv-SE"/>
+        </w:rPr>
+      </w:pPr>
+      <w:r>
+        <w:rPr>
+          <w:rFonts w:ascii="Times New Roman" w:hAnsi="Times New Roman" w:cs="Times New Roman"/>
+          <w:lang w:val="sv-SE"/>
+        </w:rPr>
+        <w:t>Level pertama :</w:t>
+      </w:r>
+    </w:p>
+    <w:p>
+      <w:pPr>
+        <w:jc w:val="both"/>
+        <w:rPr>
+          <w:rFonts w:ascii="Times New Roman" w:hAnsi="Times New Roman" w:cs="Times New Roman"/>
+          <w:lang w:val="sv-SE"/>
+        </w:rPr>
+      </w:pPr>
+      <w:r>
+        <w:rPr>
+          <w:rFonts w:ascii="Times New Roman" w:hAnsi="Times New Roman" w:cs="Times New Roman"/>
+          <w:noProof/>
+          <w:lang w:val="sv-SE"/>
+        </w:rPr>
+        <w:drawing>
+          <wp:inline distT="0" distB="0" distL="0" distR="0" wp14:anchorId="60C33C55" wp14:editId="2396FE88">
+            <wp:extent cx="3905250" cy="809625"/>
+            <wp:effectExtent l="0" t="0" r="0" b="9525"/>
+            <wp:docPr id="16" name="Picture 16"/>
+            <wp:cNvGraphicFramePr>
+              <a:graphicFrameLocks xmlns:a="http://schemas.openxmlformats.org/drawingml/2006/main" noChangeAspect="1"/>
+            </wp:cNvGraphicFramePr>
+            <a:graphic xmlns:a="http://schemas.openxmlformats.org/drawingml/2006/main">
+              <a:graphicData uri="http://schemas.openxmlformats.org/drawingml/2006/picture">
+                <pic:pic xmlns:pic="http://schemas.openxmlformats.org/drawingml/2006/picture">
+                  <pic:nvPicPr>
+                    <pic:cNvPr id="0" name="Picture 23"/>
+                    <pic:cNvPicPr>
+                      <a:picLocks noChangeAspect="1" noChangeArrowheads="1"/>
+                    </pic:cNvPicPr>
+                  </pic:nvPicPr>
+                  <pic:blipFill>
+                    <a:blip r:embed="rId19">
+                      <a:extLst>
+                        <a:ext uri="{28A0092B-C50C-407E-A947-70E740481C1C}">
+                          <a14:useLocalDpi xmlns:a14="http://schemas.microsoft.com/office/drawing/2010/main" val="0"/>
+                        </a:ext>
+                      </a:extLst>
+                    </a:blip>
+                    <a:srcRect/>
+                    <a:stretch>
+                      <a:fillRect/>
+                    </a:stretch>
+                  </pic:blipFill>
+                  <pic:spPr bwMode="auto">
+                    <a:xfrm>
+                      <a:off x="0" y="0"/>
+                      <a:ext cx="3905250" cy="809625"/>
+                    </a:xfrm>
+                    <a:prstGeom prst="rect">
+                      <a:avLst/>
+                    </a:prstGeom>
+                    <a:noFill/>
+                    <a:ln>
+                      <a:noFill/>
+                    </a:ln>
+                  </pic:spPr>
+                </pic:pic>
+              </a:graphicData>
+            </a:graphic>
+          </wp:inline>
+        </w:drawing>
+      </w:r>
+    </w:p>
+    <w:p>
+      <w:pPr>
+        <w:jc w:val="both"/>
+        <w:rPr>
+          <w:rFonts w:ascii="Times New Roman" w:hAnsi="Times New Roman" w:cs="Times New Roman"/>
+          <w:lang w:val="sv-SE"/>
+        </w:rPr>
+      </w:pPr>
+      <w:r>
+        <w:rPr>
+          <w:rFonts w:ascii="Times New Roman" w:hAnsi="Times New Roman" w:cs="Times New Roman"/>
+          <w:lang w:val="sv-SE"/>
+        </w:rPr>
+        <w:t>Level kedua ;</w:t>
+      </w:r>
+    </w:p>
+    <w:p>
+      <w:pPr>
+        <w:jc w:val="both"/>
+        <w:rPr>
+          <w:rFonts w:ascii="Times New Roman" w:hAnsi="Times New Roman" w:cs="Times New Roman"/>
+          <w:lang w:val="sv-SE"/>
+        </w:rPr>
+      </w:pPr>
+      <w:r>
+        <w:rPr>
+          <w:rFonts w:ascii="Times New Roman" w:hAnsi="Times New Roman" w:cs="Times New Roman"/>
+          <w:noProof/>
+          <w:lang w:val="sv-SE"/>
+        </w:rPr>
+        <w:drawing>
+          <wp:inline distT="0" distB="0" distL="0" distR="0" wp14:anchorId="3CEE71B4" wp14:editId="768E6A98">
+            <wp:extent cx="3895725" cy="809625"/>
+            <wp:effectExtent l="0" t="0" r="9525" b="9525"/>
+            <wp:docPr id="15" name="Picture 15"/>
+            <wp:cNvGraphicFramePr>
+              <a:graphicFrameLocks xmlns:a="http://schemas.openxmlformats.org/drawingml/2006/main" noChangeAspect="1"/>
+            </wp:cNvGraphicFramePr>
+            <a:graphic xmlns:a="http://schemas.openxmlformats.org/drawingml/2006/main">
+              <a:graphicData uri="http://schemas.openxmlformats.org/drawingml/2006/picture">
+                <pic:pic xmlns:pic="http://schemas.openxmlformats.org/drawingml/2006/picture">
+                  <pic:nvPicPr>
+                    <pic:cNvPr id="0" name="Picture 1"/>
+                    <pic:cNvPicPr>
+                      <a:picLocks noChangeAspect="1" noChangeArrowheads="1"/>
+                    </pic:cNvPicPr>
+                  </pic:nvPicPr>
+                  <pic:blipFill>
+                    <a:blip r:embed="rId20">
+                      <a:extLst>
+                        <a:ext uri="{28A0092B-C50C-407E-A947-70E740481C1C}">
+                          <a14:useLocalDpi xmlns:a14="http://schemas.microsoft.com/office/drawing/2010/main" val="0"/>
+                        </a:ext>
+                      </a:extLst>
+                    </a:blip>
+                    <a:srcRect/>
+                    <a:stretch>
+                      <a:fillRect/>
+                    </a:stretch>
+                  </pic:blipFill>
+                  <pic:spPr bwMode="auto">
+                    <a:xfrm>
+                      <a:off x="0" y="0"/>
+                      <a:ext cx="3895725" cy="809625"/>
+                    </a:xfrm>
+                    <a:prstGeom prst="rect">
+                      <a:avLst/>
+                    </a:prstGeom>
+                    <a:noFill/>
+                    <a:ln>
+                      <a:noFill/>
+                    </a:ln>
+                  </pic:spPr>
+                </pic:pic>
+              </a:graphicData>
+            </a:graphic>
+          </wp:inline>
+        </w:drawing>
+      </w:r>
+    </w:p>
+    <w:p>
+      <w:pPr>
+        <w:jc w:val="both"/>
+        <w:rPr>
+          <w:rFonts w:ascii="Times New Roman" w:hAnsi="Times New Roman" w:cs="Times New Roman"/>
+          <w:lang w:val="sv-SE"/>
+        </w:rPr>
+      </w:pPr>
+    </w:p>
+    <w:p>
+      <w:pPr>
+        <w:jc w:val="both"/>
+        <w:rPr>
+          <w:rFonts w:ascii="Times New Roman" w:hAnsi="Times New Roman" w:cs="Times New Roman"/>
+          <w:lang w:val="id-ID"/>
+        </w:rPr>
+      </w:pPr>
+    </w:p>
+    <w:p>
+      <w:pPr>
+        <w:jc w:val="both"/>
+        <w:rPr>
+          <w:rFonts w:ascii="Times New Roman" w:hAnsi="Times New Roman" w:cs="Times New Roman"/>
+          <w:lang w:val="id-ID"/>
+        </w:rPr>
       </w:pPr>
     </w:p>
     <w:p>
@@ -873,7 +2771,10 @@
           <w:lang w:val="id-ID"/>
         </w:rPr>
       </w:pPr>
-      <w:r>
+    </w:p>
+    <w:p>
+      <w:pPr>
+        <w:jc w:val="both"/>
         <w:rPr>
           <w:rFonts w:ascii="Times New Roman" w:hAnsi="Times New Roman" w:cs="Times New Roman"/>
           <w:b/>
@@ -882,6 +2783,40 @@
           <w:szCs w:val="28"/>
           <w:lang w:val="id-ID"/>
         </w:rPr>
+      </w:pPr>
+      <w:r>
+        <w:rPr>
+          <w:rFonts w:ascii="Times New Roman" w:hAnsi="Times New Roman" w:cs="Times New Roman"/>
+          <w:b/>
+          <w:bCs/>
+          <w:sz w:val="28"/>
+          <w:szCs w:val="28"/>
+          <w:lang w:val="id-ID"/>
+        </w:rPr>
+        <w:br w:type="page"/>
+      </w:r>
+    </w:p>
+    <w:p>
+      <w:pPr>
+        <w:jc w:val="both"/>
+        <w:rPr>
+          <w:rFonts w:ascii="Times New Roman" w:hAnsi="Times New Roman" w:cs="Times New Roman"/>
+          <w:b/>
+          <w:bCs/>
+          <w:sz w:val="28"/>
+          <w:szCs w:val="28"/>
+          <w:lang w:val="id-ID"/>
+        </w:rPr>
+      </w:pPr>
+      <w:r>
+        <w:rPr>
+          <w:rFonts w:ascii="Times New Roman" w:hAnsi="Times New Roman" w:cs="Times New Roman"/>
+          <w:b/>
+          <w:bCs/>
+          <w:sz w:val="28"/>
+          <w:szCs w:val="28"/>
+          <w:lang w:val="id-ID"/>
+        </w:rPr>
         <w:lastRenderedPageBreak/>
         <w:t>3. Tugas</w:t>
       </w:r>
@@ -907,14 +2842,187 @@
         <w:jc w:val="both"/>
         <w:rPr>
           <w:rFonts w:ascii="Times New Roman" w:hAnsi="Times New Roman" w:cs="Times New Roman"/>
-          <w:lang w:val="id-ID"/>
-        </w:rPr>
-      </w:pPr>
-      <w:r>
-        <w:rPr>
-          <w:rFonts w:ascii="Times New Roman" w:hAnsi="Times New Roman" w:cs="Times New Roman"/>
-          <w:lang w:val="id-ID"/>
-        </w:rPr>
+          <w:b/>
+          <w:bCs/>
+          <w:lang w:val="id-ID"/>
+        </w:rPr>
+      </w:pPr>
+      <w:r>
+        <w:rPr>
+          <w:rFonts w:ascii="Times New Roman" w:hAnsi="Times New Roman" w:cs="Times New Roman"/>
+          <w:b/>
+          <w:bCs/>
+          <w:lang w:val="id-ID"/>
+        </w:rPr>
+        <w:t>Jawab:</w:t>
+      </w:r>
+    </w:p>
+    <w:p>
+      <w:pPr>
+        <w:jc w:val="both"/>
+        <w:rPr>
+          <w:rFonts w:ascii="Times New Roman" w:hAnsi="Times New Roman" w:cs="Times New Roman"/>
+          <w:b/>
+          <w:bCs/>
+          <w:lang w:val="id-ID"/>
+        </w:rPr>
+      </w:pPr>
+      <w:r>
+        <w:rPr>
+          <w:rFonts w:ascii="Times New Roman" w:hAnsi="Times New Roman" w:cs="Times New Roman"/>
+          <w:noProof/>
+          <w:kern w:val="0"/>
+          <w:lang w:val="sv-SE"/>
+          <w14:ligatures w14:val="none"/>
+        </w:rPr>
+        <w:drawing>
+          <wp:inline distT="0" distB="0" distL="0" distR="0" wp14:anchorId="00694F74" wp14:editId="2C2E970C">
+            <wp:extent cx="3162300" cy="3429000"/>
+            <wp:effectExtent l="0" t="0" r="0" b="0"/>
+            <wp:docPr id="18" name="Picture 18"/>
+            <wp:cNvGraphicFramePr>
+              <a:graphicFrameLocks xmlns:a="http://schemas.openxmlformats.org/drawingml/2006/main" noChangeAspect="1"/>
+            </wp:cNvGraphicFramePr>
+            <a:graphic xmlns:a="http://schemas.openxmlformats.org/drawingml/2006/main">
+              <a:graphicData uri="http://schemas.openxmlformats.org/drawingml/2006/picture">
+                <pic:pic xmlns:pic="http://schemas.openxmlformats.org/drawingml/2006/picture">
+                  <pic:nvPicPr>
+                    <pic:cNvPr id="0" name="Picture 27"/>
+                    <pic:cNvPicPr>
+                      <a:picLocks noChangeAspect="1" noChangeArrowheads="1"/>
+                    </pic:cNvPicPr>
+                  </pic:nvPicPr>
+                  <pic:blipFill>
+                    <a:blip r:embed="rId21">
+                      <a:extLst>
+                        <a:ext uri="{28A0092B-C50C-407E-A947-70E740481C1C}">
+                          <a14:useLocalDpi xmlns:a14="http://schemas.microsoft.com/office/drawing/2010/main" val="0"/>
+                        </a:ext>
+                      </a:extLst>
+                    </a:blip>
+                    <a:srcRect/>
+                    <a:stretch>
+                      <a:fillRect/>
+                    </a:stretch>
+                  </pic:blipFill>
+                  <pic:spPr bwMode="auto">
+                    <a:xfrm>
+                      <a:off x="0" y="0"/>
+                      <a:ext cx="3162300" cy="3429000"/>
+                    </a:xfrm>
+                    <a:prstGeom prst="rect">
+                      <a:avLst/>
+                    </a:prstGeom>
+                    <a:noFill/>
+                    <a:ln>
+                      <a:noFill/>
+                    </a:ln>
+                  </pic:spPr>
+                </pic:pic>
+              </a:graphicData>
+            </a:graphic>
+          </wp:inline>
+        </w:drawing>
+      </w:r>
+      <w:r>
+        <w:rPr>
+          <w:rFonts w:ascii="Times New Roman" w:hAnsi="Times New Roman" w:cs="Times New Roman"/>
+          <w:noProof/>
+          <w:kern w:val="0"/>
+          <w:lang w:val="sv-SE"/>
+          <w14:ligatures w14:val="none"/>
+        </w:rPr>
+        <w:drawing>
+          <wp:inline distT="0" distB="0" distL="0" distR="0" wp14:anchorId="6319CA6A" wp14:editId="360B8DDB">
+            <wp:extent cx="3162300" cy="2171700"/>
+            <wp:effectExtent l="0" t="0" r="0" b="0"/>
+            <wp:docPr id="17" name="Picture 17"/>
+            <wp:cNvGraphicFramePr>
+              <a:graphicFrameLocks xmlns:a="http://schemas.openxmlformats.org/drawingml/2006/main" noChangeAspect="1"/>
+            </wp:cNvGraphicFramePr>
+            <a:graphic xmlns:a="http://schemas.openxmlformats.org/drawingml/2006/main">
+              <a:graphicData uri="http://schemas.openxmlformats.org/drawingml/2006/picture">
+                <pic:pic xmlns:pic="http://schemas.openxmlformats.org/drawingml/2006/picture">
+                  <pic:nvPicPr>
+                    <pic:cNvPr id="0" name="Picture 1"/>
+                    <pic:cNvPicPr>
+                      <a:picLocks noChangeAspect="1" noChangeArrowheads="1"/>
+                    </pic:cNvPicPr>
+                  </pic:nvPicPr>
+                  <pic:blipFill>
+                    <a:blip r:embed="rId22">
+                      <a:extLst>
+                        <a:ext uri="{28A0092B-C50C-407E-A947-70E740481C1C}">
+                          <a14:useLocalDpi xmlns:a14="http://schemas.microsoft.com/office/drawing/2010/main" val="0"/>
+                        </a:ext>
+                      </a:extLst>
+                    </a:blip>
+                    <a:srcRect/>
+                    <a:stretch>
+                      <a:fillRect/>
+                    </a:stretch>
+                  </pic:blipFill>
+                  <pic:spPr bwMode="auto">
+                    <a:xfrm>
+                      <a:off x="0" y="0"/>
+                      <a:ext cx="3162300" cy="2171700"/>
+                    </a:xfrm>
+                    <a:prstGeom prst="rect">
+                      <a:avLst/>
+                    </a:prstGeom>
+                    <a:noFill/>
+                    <a:ln>
+                      <a:noFill/>
+                    </a:ln>
+                  </pic:spPr>
+                </pic:pic>
+              </a:graphicData>
+            </a:graphic>
+          </wp:inline>
+        </w:drawing>
+      </w:r>
+    </w:p>
+    <w:p>
+      <w:pPr>
+        <w:jc w:val="both"/>
+        <w:rPr>
+          <w:rFonts w:ascii="Times New Roman" w:hAnsi="Times New Roman" w:cs="Times New Roman"/>
+          <w:lang w:val="id-ID"/>
+        </w:rPr>
+      </w:pPr>
+    </w:p>
+    <w:p>
+      <w:pPr>
+        <w:jc w:val="both"/>
+        <w:rPr>
+          <w:rFonts w:ascii="Times New Roman" w:hAnsi="Times New Roman" w:cs="Times New Roman"/>
+          <w:lang w:val="id-ID"/>
+        </w:rPr>
+      </w:pPr>
+    </w:p>
+    <w:p>
+      <w:pPr>
+        <w:jc w:val="both"/>
+        <w:rPr>
+          <w:rFonts w:ascii="Times New Roman" w:hAnsi="Times New Roman" w:cs="Times New Roman"/>
+          <w:lang w:val="id-ID"/>
+        </w:rPr>
+      </w:pPr>
+    </w:p>
+    <w:p>
+      <w:pPr>
+        <w:jc w:val="both"/>
+        <w:rPr>
+          <w:rFonts w:ascii="Times New Roman" w:hAnsi="Times New Roman" w:cs="Times New Roman"/>
+          <w:lang w:val="id-ID"/>
+        </w:rPr>
+      </w:pPr>
+      <w:r>
+        <w:rPr>
+          <w:rFonts w:ascii="Times New Roman" w:hAnsi="Times New Roman" w:cs="Times New Roman"/>
+          <w:lang w:val="id-ID"/>
+        </w:rPr>
+        <w:lastRenderedPageBreak/>
         <w:t>2. Buatlah program Java untuk sistem seleksi calon asisten praktikum berdasarkan ketentuan berikut:</w:t>
       </w:r>
     </w:p>
@@ -997,6 +3105,228 @@
         </w:rPr>
         <w:t>• Gunakan pemilihan bersarang dan operator logika. Simpan file dengan nama tugas2SeleksiAsistenNoPresensi.java.</w:t>
       </w:r>
+    </w:p>
+    <w:p>
+      <w:pPr>
+        <w:jc w:val="both"/>
+        <w:rPr>
+          <w:rFonts w:ascii="Times New Roman" w:hAnsi="Times New Roman" w:cs="Times New Roman"/>
+          <w:lang w:val="id-ID"/>
+        </w:rPr>
+      </w:pPr>
+      <w:r>
+        <w:rPr>
+          <w:rFonts w:ascii="Times New Roman" w:hAnsi="Times New Roman" w:cs="Times New Roman"/>
+          <w:lang w:val="id-ID"/>
+        </w:rPr>
+        <w:t>Jawab:</w:t>
+      </w:r>
+    </w:p>
+    <w:p>
+      <w:pPr>
+        <w:jc w:val="both"/>
+        <w:rPr>
+          <w:rFonts w:ascii="Times New Roman" w:hAnsi="Times New Roman" w:cs="Times New Roman"/>
+          <w:lang w:val="id-ID"/>
+        </w:rPr>
+      </w:pPr>
+      <w:r>
+        <w:rPr>
+          <w:rFonts w:ascii="Times New Roman" w:hAnsi="Times New Roman" w:cs="Times New Roman"/>
+          <w:noProof/>
+          <w:lang w:val="sv-SE"/>
+        </w:rPr>
+        <w:drawing>
+          <wp:inline distT="0" distB="0" distL="0" distR="0" wp14:anchorId="5DEE3756" wp14:editId="256B4F82">
+            <wp:extent cx="2981325" cy="3152775"/>
+            <wp:effectExtent l="0" t="0" r="9525" b="9525"/>
+            <wp:docPr id="21" name="Picture 21"/>
+            <wp:cNvGraphicFramePr>
+              <a:graphicFrameLocks xmlns:a="http://schemas.openxmlformats.org/drawingml/2006/main" noChangeAspect="1"/>
+            </wp:cNvGraphicFramePr>
+            <a:graphic xmlns:a="http://schemas.openxmlformats.org/drawingml/2006/main">
+              <a:graphicData uri="http://schemas.openxmlformats.org/drawingml/2006/picture">
+                <pic:pic xmlns:pic="http://schemas.openxmlformats.org/drawingml/2006/picture">
+                  <pic:nvPicPr>
+                    <pic:cNvPr id="0" name="Picture 31"/>
+                    <pic:cNvPicPr>
+                      <a:picLocks noChangeAspect="1" noChangeArrowheads="1"/>
+                    </pic:cNvPicPr>
+                  </pic:nvPicPr>
+                  <pic:blipFill>
+                    <a:blip r:embed="rId23" cstate="print">
+                      <a:extLst>
+                        <a:ext uri="{28A0092B-C50C-407E-A947-70E740481C1C}">
+                          <a14:useLocalDpi xmlns:a14="http://schemas.microsoft.com/office/drawing/2010/main" val="0"/>
+                        </a:ext>
+                      </a:extLst>
+                    </a:blip>
+                    <a:srcRect/>
+                    <a:stretch>
+                      <a:fillRect/>
+                    </a:stretch>
+                  </pic:blipFill>
+                  <pic:spPr bwMode="auto">
+                    <a:xfrm>
+                      <a:off x="0" y="0"/>
+                      <a:ext cx="2981325" cy="3152775"/>
+                    </a:xfrm>
+                    <a:prstGeom prst="rect">
+                      <a:avLst/>
+                    </a:prstGeom>
+                    <a:noFill/>
+                    <a:ln>
+                      <a:noFill/>
+                    </a:ln>
+                  </pic:spPr>
+                </pic:pic>
+              </a:graphicData>
+            </a:graphic>
+          </wp:inline>
+        </w:drawing>
+      </w:r>
+    </w:p>
+    <w:p>
+      <w:pPr>
+        <w:ind w:left="360"/>
+        <w:jc w:val="both"/>
+        <w:rPr>
+          <w:rFonts w:ascii="Times New Roman" w:hAnsi="Times New Roman" w:cs="Times New Roman"/>
+          <w:noProof/>
+          <w:lang w:val="sv-SE"/>
+        </w:rPr>
+      </w:pPr>
+      <w:r>
+        <w:rPr>
+          <w:rFonts w:ascii="Times New Roman" w:hAnsi="Times New Roman" w:cs="Times New Roman"/>
+          <w:noProof/>
+          <w:lang w:val="sv-SE"/>
+        </w:rPr>
+        <w:lastRenderedPageBreak/>
+        <w:drawing>
+          <wp:inline distT="0" distB="0" distL="0" distR="0" wp14:anchorId="788FA014" wp14:editId="7B3FE311">
+            <wp:extent cx="2981325" cy="1790700"/>
+            <wp:effectExtent l="0" t="0" r="9525" b="0"/>
+            <wp:docPr id="20" name="Picture 20"/>
+            <wp:cNvGraphicFramePr>
+              <a:graphicFrameLocks xmlns:a="http://schemas.openxmlformats.org/drawingml/2006/main" noChangeAspect="1"/>
+            </wp:cNvGraphicFramePr>
+            <a:graphic xmlns:a="http://schemas.openxmlformats.org/drawingml/2006/main">
+              <a:graphicData uri="http://schemas.openxmlformats.org/drawingml/2006/picture">
+                <pic:pic xmlns:pic="http://schemas.openxmlformats.org/drawingml/2006/picture">
+                  <pic:nvPicPr>
+                    <pic:cNvPr id="0" name="Picture 32"/>
+                    <pic:cNvPicPr>
+                      <a:picLocks noChangeAspect="1" noChangeArrowheads="1"/>
+                    </pic:cNvPicPr>
+                  </pic:nvPicPr>
+                  <pic:blipFill>
+                    <a:blip r:embed="rId24" cstate="print">
+                      <a:extLst>
+                        <a:ext uri="{28A0092B-C50C-407E-A947-70E740481C1C}">
+                          <a14:useLocalDpi xmlns:a14="http://schemas.microsoft.com/office/drawing/2010/main" val="0"/>
+                        </a:ext>
+                      </a:extLst>
+                    </a:blip>
+                    <a:srcRect/>
+                    <a:stretch>
+                      <a:fillRect/>
+                    </a:stretch>
+                  </pic:blipFill>
+                  <pic:spPr bwMode="auto">
+                    <a:xfrm>
+                      <a:off x="0" y="0"/>
+                      <a:ext cx="2981325" cy="1790700"/>
+                    </a:xfrm>
+                    <a:prstGeom prst="rect">
+                      <a:avLst/>
+                    </a:prstGeom>
+                    <a:noFill/>
+                    <a:ln>
+                      <a:noFill/>
+                    </a:ln>
+                  </pic:spPr>
+                </pic:pic>
+              </a:graphicData>
+            </a:graphic>
+          </wp:inline>
+        </w:drawing>
+      </w:r>
+      <w:r>
+        <w:rPr>
+          <w:rFonts w:ascii="Times New Roman" w:hAnsi="Times New Roman" w:cs="Times New Roman"/>
+          <w:noProof/>
+          <w:lang w:val="sv-SE"/>
+        </w:rPr>
+        <w:drawing>
+          <wp:inline distT="0" distB="0" distL="0" distR="0" wp14:anchorId="38FD1401" wp14:editId="60DA4938">
+            <wp:extent cx="2981325" cy="542925"/>
+            <wp:effectExtent l="0" t="0" r="9525" b="9525"/>
+            <wp:docPr id="19" name="Picture 19"/>
+            <wp:cNvGraphicFramePr>
+              <a:graphicFrameLocks xmlns:a="http://schemas.openxmlformats.org/drawingml/2006/main" noChangeAspect="1"/>
+            </wp:cNvGraphicFramePr>
+            <a:graphic xmlns:a="http://schemas.openxmlformats.org/drawingml/2006/main">
+              <a:graphicData uri="http://schemas.openxmlformats.org/drawingml/2006/picture">
+                <pic:pic xmlns:pic="http://schemas.openxmlformats.org/drawingml/2006/picture">
+                  <pic:nvPicPr>
+                    <pic:cNvPr id="0" name="Picture 1"/>
+                    <pic:cNvPicPr>
+                      <a:picLocks noChangeAspect="1" noChangeArrowheads="1"/>
+                    </pic:cNvPicPr>
+                  </pic:nvPicPr>
+                  <pic:blipFill>
+                    <a:blip r:embed="rId25" cstate="print">
+                      <a:extLst>
+                        <a:ext uri="{28A0092B-C50C-407E-A947-70E740481C1C}">
+                          <a14:useLocalDpi xmlns:a14="http://schemas.microsoft.com/office/drawing/2010/main" val="0"/>
+                        </a:ext>
+                      </a:extLst>
+                    </a:blip>
+                    <a:srcRect/>
+                    <a:stretch>
+                      <a:fillRect/>
+                    </a:stretch>
+                  </pic:blipFill>
+                  <pic:spPr bwMode="auto">
+                    <a:xfrm>
+                      <a:off x="0" y="0"/>
+                      <a:ext cx="2981325" cy="542925"/>
+                    </a:xfrm>
+                    <a:prstGeom prst="rect">
+                      <a:avLst/>
+                    </a:prstGeom>
+                    <a:noFill/>
+                    <a:ln>
+                      <a:noFill/>
+                    </a:ln>
+                  </pic:spPr>
+                </pic:pic>
+              </a:graphicData>
+            </a:graphic>
+          </wp:inline>
+        </w:drawing>
+      </w:r>
+    </w:p>
+    <w:p>
+      <w:pPr>
+        <w:ind w:left="360"/>
+        <w:jc w:val="both"/>
+        <w:rPr>
+          <w:rFonts w:ascii="Times New Roman" w:hAnsi="Times New Roman" w:cs="Times New Roman"/>
+          <w:noProof/>
+          <w:lang w:val="sv-SE"/>
+        </w:rPr>
+      </w:pPr>
+    </w:p>
+    <w:p>
+      <w:pPr>
+        <w:jc w:val="both"/>
+        <w:rPr>
+          <w:rFonts w:ascii="Times New Roman" w:hAnsi="Times New Roman" w:cs="Times New Roman"/>
+          <w:lang w:val="id-ID"/>
+        </w:rPr>
+      </w:pPr>
     </w:p>
     <w:sectPr>
       <w:pgSz w:w="12240" w:h="15840"/>
@@ -1006,6 +3336,287 @@
     </w:sectPr>
   </w:body>
 </w:document>
+</file>
+
+<file path=word/numbering.xml><?xml version="1.0" encoding="utf-8"?>
+<w:numbering xmlns:wpc="http://schemas.microsoft.com/office/word/2010/wordprocessingCanvas" xmlns:cx="http://schemas.microsoft.com/office/drawing/2014/chartex" xmlns:cx1="http://schemas.microsoft.com/office/drawing/2015/9/8/chartex" xmlns:cx2="http://schemas.microsoft.com/office/drawing/2015/10/21/chartex" xmlns:cx3="http://schemas.microsoft.com/office/drawing/2016/5/9/chartex" xmlns:cx4="http://schemas.microsoft.com/office/drawing/2016/5/10/chartex" xmlns:cx5="http://schemas.microsoft.com/office/drawing/2016/5/11/chartex" xmlns:cx6="http://schemas.microsoft.com/office/drawing/2016/5/12/chartex" xmlns:cx7="http://schemas.microsoft.com/office/drawing/2016/5/13/chartex" xmlns:cx8="http://schemas.microsoft.com/office/drawing/2016/5/14/chartex" xmlns:mc="http://schemas.openxmlformats.org/markup-compatibility/2006" xmlns:aink="http://schemas.microsoft.com/office/drawing/2016/ink" xmlns:am3d="http://schemas.microsoft.com/office/drawing/2017/model3d" xmlns:o="urn:schemas-microsoft-com:office:office" xmlns:r="http://schemas.openxmlformats.org/officeDocument/2006/relationships" xmlns:m="http://schemas.openxmlformats.org/officeDocument/2006/math" xmlns:v="urn:schemas-microsoft-com:vml" xmlns:wp14="http://schemas.microsoft.com/office/word/2010/wordprocessingDrawing" xmlns:wp="http://schemas.openxmlformats.org/drawingml/2006/wordprocessingDrawing" xmlns:w10="urn:schemas-microsoft-com:office:word" xmlns:w="http://schemas.openxmlformats.org/wordprocessingml/2006/main" xmlns:w14="http://schemas.microsoft.com/office/word/2010/wordml" xmlns:w15="http://schemas.microsoft.com/office/word/2012/wordml" xmlns:w16cex="http://schemas.microsoft.com/office/word/2018/wordml/cex" xmlns:w16cid="http://schemas.microsoft.com/office/word/2016/wordml/cid" xmlns:w16="http://schemas.microsoft.com/office/word/2018/wordml" xmlns:w16sdtdh="http://schemas.microsoft.com/office/word/2020/wordml/sdtdatahash" xmlns:w16se="http://schemas.microsoft.com/office/word/2015/wordml/symex" xmlns:wpg="http://schemas.microsoft.com/office/word/2010/wordprocessingGroup" xmlns:wpi="http://schemas.microsoft.com/office/word/2010/wordprocessingInk" xmlns:wne="http://schemas.microsoft.com/office/word/2006/wordml" xmlns:wps="http://schemas.microsoft.com/office/word/2010/wordprocessingShape" mc:Ignorable="w14 w15 w16se w16cid w16 w16cex w16sdtdh wp14">
+  <w:abstractNum w:abstractNumId="0" w15:restartNumberingAfterBreak="0">
+    <w:nsid w:val="0ABF7394"/>
+    <w:multiLevelType w:val="hybridMultilevel"/>
+    <w:tmpl w:val="45402E4E"/>
+    <w:lvl w:ilvl="0" w:tplc="0409000F">
+      <w:start w:val="1"/>
+      <w:numFmt w:val="decimal"/>
+      <w:lvlText w:val="%1."/>
+      <w:lvlJc w:val="left"/>
+      <w:pPr>
+        <w:ind w:left="720" w:hanging="360"/>
+      </w:pPr>
+      <w:rPr>
+        <w:rFonts w:hint="default"/>
+      </w:rPr>
+    </w:lvl>
+    <w:lvl w:ilvl="1" w:tplc="04090019" w:tentative="1">
+      <w:start w:val="1"/>
+      <w:numFmt w:val="lowerLetter"/>
+      <w:lvlText w:val="%2."/>
+      <w:lvlJc w:val="left"/>
+      <w:pPr>
+        <w:ind w:left="1440" w:hanging="360"/>
+      </w:pPr>
+    </w:lvl>
+    <w:lvl w:ilvl="2" w:tplc="0409001B" w:tentative="1">
+      <w:start w:val="1"/>
+      <w:numFmt w:val="lowerRoman"/>
+      <w:lvlText w:val="%3."/>
+      <w:lvlJc w:val="right"/>
+      <w:pPr>
+        <w:ind w:left="2160" w:hanging="180"/>
+      </w:pPr>
+    </w:lvl>
+    <w:lvl w:ilvl="3" w:tplc="0409000F" w:tentative="1">
+      <w:start w:val="1"/>
+      <w:numFmt w:val="decimal"/>
+      <w:lvlText w:val="%4."/>
+      <w:lvlJc w:val="left"/>
+      <w:pPr>
+        <w:ind w:left="2880" w:hanging="360"/>
+      </w:pPr>
+    </w:lvl>
+    <w:lvl w:ilvl="4" w:tplc="04090019" w:tentative="1">
+      <w:start w:val="1"/>
+      <w:numFmt w:val="lowerLetter"/>
+      <w:lvlText w:val="%5."/>
+      <w:lvlJc w:val="left"/>
+      <w:pPr>
+        <w:ind w:left="3600" w:hanging="360"/>
+      </w:pPr>
+    </w:lvl>
+    <w:lvl w:ilvl="5" w:tplc="0409001B" w:tentative="1">
+      <w:start w:val="1"/>
+      <w:numFmt w:val="lowerRoman"/>
+      <w:lvlText w:val="%6."/>
+      <w:lvlJc w:val="right"/>
+      <w:pPr>
+        <w:ind w:left="4320" w:hanging="180"/>
+      </w:pPr>
+    </w:lvl>
+    <w:lvl w:ilvl="6" w:tplc="0409000F" w:tentative="1">
+      <w:start w:val="1"/>
+      <w:numFmt w:val="decimal"/>
+      <w:lvlText w:val="%7."/>
+      <w:lvlJc w:val="left"/>
+      <w:pPr>
+        <w:ind w:left="5040" w:hanging="360"/>
+      </w:pPr>
+    </w:lvl>
+    <w:lvl w:ilvl="7" w:tplc="04090019" w:tentative="1">
+      <w:start w:val="1"/>
+      <w:numFmt w:val="lowerLetter"/>
+      <w:lvlText w:val="%8."/>
+      <w:lvlJc w:val="left"/>
+      <w:pPr>
+        <w:ind w:left="5760" w:hanging="360"/>
+      </w:pPr>
+    </w:lvl>
+    <w:lvl w:ilvl="8" w:tplc="0409001B" w:tentative="1">
+      <w:start w:val="1"/>
+      <w:numFmt w:val="lowerRoman"/>
+      <w:lvlText w:val="%9."/>
+      <w:lvlJc w:val="right"/>
+      <w:pPr>
+        <w:ind w:left="6480" w:hanging="180"/>
+      </w:pPr>
+    </w:lvl>
+  </w:abstractNum>
+  <w:abstractNum w:abstractNumId="1" w15:restartNumberingAfterBreak="0">
+    <w:nsid w:val="3E435B08"/>
+    <w:multiLevelType w:val="hybridMultilevel"/>
+    <w:tmpl w:val="4078B57E"/>
+    <w:lvl w:ilvl="0" w:tplc="0409000F">
+      <w:start w:val="1"/>
+      <w:numFmt w:val="decimal"/>
+      <w:lvlText w:val="%1."/>
+      <w:lvlJc w:val="left"/>
+      <w:pPr>
+        <w:ind w:left="720" w:hanging="360"/>
+      </w:pPr>
+      <w:rPr>
+        <w:rFonts w:hint="default"/>
+      </w:rPr>
+    </w:lvl>
+    <w:lvl w:ilvl="1" w:tplc="04090019" w:tentative="1">
+      <w:start w:val="1"/>
+      <w:numFmt w:val="lowerLetter"/>
+      <w:lvlText w:val="%2."/>
+      <w:lvlJc w:val="left"/>
+      <w:pPr>
+        <w:ind w:left="1440" w:hanging="360"/>
+      </w:pPr>
+    </w:lvl>
+    <w:lvl w:ilvl="2" w:tplc="0409001B" w:tentative="1">
+      <w:start w:val="1"/>
+      <w:numFmt w:val="lowerRoman"/>
+      <w:lvlText w:val="%3."/>
+      <w:lvlJc w:val="right"/>
+      <w:pPr>
+        <w:ind w:left="2160" w:hanging="180"/>
+      </w:pPr>
+    </w:lvl>
+    <w:lvl w:ilvl="3" w:tplc="0409000F" w:tentative="1">
+      <w:start w:val="1"/>
+      <w:numFmt w:val="decimal"/>
+      <w:lvlText w:val="%4."/>
+      <w:lvlJc w:val="left"/>
+      <w:pPr>
+        <w:ind w:left="2880" w:hanging="360"/>
+      </w:pPr>
+    </w:lvl>
+    <w:lvl w:ilvl="4" w:tplc="04090019" w:tentative="1">
+      <w:start w:val="1"/>
+      <w:numFmt w:val="lowerLetter"/>
+      <w:lvlText w:val="%5."/>
+      <w:lvlJc w:val="left"/>
+      <w:pPr>
+        <w:ind w:left="3600" w:hanging="360"/>
+      </w:pPr>
+    </w:lvl>
+    <w:lvl w:ilvl="5" w:tplc="0409001B" w:tentative="1">
+      <w:start w:val="1"/>
+      <w:numFmt w:val="lowerRoman"/>
+      <w:lvlText w:val="%6."/>
+      <w:lvlJc w:val="right"/>
+      <w:pPr>
+        <w:ind w:left="4320" w:hanging="180"/>
+      </w:pPr>
+    </w:lvl>
+    <w:lvl w:ilvl="6" w:tplc="0409000F" w:tentative="1">
+      <w:start w:val="1"/>
+      <w:numFmt w:val="decimal"/>
+      <w:lvlText w:val="%7."/>
+      <w:lvlJc w:val="left"/>
+      <w:pPr>
+        <w:ind w:left="5040" w:hanging="360"/>
+      </w:pPr>
+    </w:lvl>
+    <w:lvl w:ilvl="7" w:tplc="04090019" w:tentative="1">
+      <w:start w:val="1"/>
+      <w:numFmt w:val="lowerLetter"/>
+      <w:lvlText w:val="%8."/>
+      <w:lvlJc w:val="left"/>
+      <w:pPr>
+        <w:ind w:left="5760" w:hanging="360"/>
+      </w:pPr>
+    </w:lvl>
+    <w:lvl w:ilvl="8" w:tplc="0409001B" w:tentative="1">
+      <w:start w:val="1"/>
+      <w:numFmt w:val="lowerRoman"/>
+      <w:lvlText w:val="%9."/>
+      <w:lvlJc w:val="right"/>
+      <w:pPr>
+        <w:ind w:left="6480" w:hanging="180"/>
+      </w:pPr>
+    </w:lvl>
+  </w:abstractNum>
+  <w:abstractNum w:abstractNumId="2" w15:restartNumberingAfterBreak="0">
+    <w:nsid w:val="6C456564"/>
+    <w:multiLevelType w:val="hybridMultilevel"/>
+    <w:tmpl w:val="B9A226A0"/>
+    <w:lvl w:ilvl="0" w:tplc="0409000F">
+      <w:start w:val="1"/>
+      <w:numFmt w:val="decimal"/>
+      <w:lvlText w:val="%1."/>
+      <w:lvlJc w:val="left"/>
+      <w:pPr>
+        <w:ind w:left="720" w:hanging="360"/>
+      </w:pPr>
+      <w:rPr>
+        <w:rFonts w:hint="default"/>
+      </w:rPr>
+    </w:lvl>
+    <w:lvl w:ilvl="1" w:tplc="04090019" w:tentative="1">
+      <w:start w:val="1"/>
+      <w:numFmt w:val="lowerLetter"/>
+      <w:lvlText w:val="%2."/>
+      <w:lvlJc w:val="left"/>
+      <w:pPr>
+        <w:ind w:left="1440" w:hanging="360"/>
+      </w:pPr>
+    </w:lvl>
+    <w:lvl w:ilvl="2" w:tplc="0409001B" w:tentative="1">
+      <w:start w:val="1"/>
+      <w:numFmt w:val="lowerRoman"/>
+      <w:lvlText w:val="%3."/>
+      <w:lvlJc w:val="right"/>
+      <w:pPr>
+        <w:ind w:left="2160" w:hanging="180"/>
+      </w:pPr>
+    </w:lvl>
+    <w:lvl w:ilvl="3" w:tplc="0409000F" w:tentative="1">
+      <w:start w:val="1"/>
+      <w:numFmt w:val="decimal"/>
+      <w:lvlText w:val="%4."/>
+      <w:lvlJc w:val="left"/>
+      <w:pPr>
+        <w:ind w:left="2880" w:hanging="360"/>
+      </w:pPr>
+    </w:lvl>
+    <w:lvl w:ilvl="4" w:tplc="04090019" w:tentative="1">
+      <w:start w:val="1"/>
+      <w:numFmt w:val="lowerLetter"/>
+      <w:lvlText w:val="%5."/>
+      <w:lvlJc w:val="left"/>
+      <w:pPr>
+        <w:ind w:left="3600" w:hanging="360"/>
+      </w:pPr>
+    </w:lvl>
+    <w:lvl w:ilvl="5" w:tplc="0409001B" w:tentative="1">
+      <w:start w:val="1"/>
+      <w:numFmt w:val="lowerRoman"/>
+      <w:lvlText w:val="%6."/>
+      <w:lvlJc w:val="right"/>
+      <w:pPr>
+        <w:ind w:left="4320" w:hanging="180"/>
+      </w:pPr>
+    </w:lvl>
+    <w:lvl w:ilvl="6" w:tplc="0409000F" w:tentative="1">
+      <w:start w:val="1"/>
+      <w:numFmt w:val="decimal"/>
+      <w:lvlText w:val="%7."/>
+      <w:lvlJc w:val="left"/>
+      <w:pPr>
+        <w:ind w:left="5040" w:hanging="360"/>
+      </w:pPr>
+    </w:lvl>
+    <w:lvl w:ilvl="7" w:tplc="04090019" w:tentative="1">
+      <w:start w:val="1"/>
+      <w:numFmt w:val="lowerLetter"/>
+      <w:lvlText w:val="%8."/>
+      <w:lvlJc w:val="left"/>
+      <w:pPr>
+        <w:ind w:left="5760" w:hanging="360"/>
+      </w:pPr>
+    </w:lvl>
+    <w:lvl w:ilvl="8" w:tplc="0409001B" w:tentative="1">
+      <w:start w:val="1"/>
+      <w:numFmt w:val="lowerRoman"/>
+      <w:lvlText w:val="%9."/>
+      <w:lvlJc w:val="right"/>
+      <w:pPr>
+        <w:ind w:left="6480" w:hanging="180"/>
+      </w:pPr>
+    </w:lvl>
+  </w:abstractNum>
+  <w:num w:numId="1">
+    <w:abstractNumId w:val="1"/>
+  </w:num>
+  <w:num w:numId="2">
+    <w:abstractNumId w:val="0"/>
+  </w:num>
+  <w:num w:numId="3">
+    <w:abstractNumId w:val="2"/>
+  </w:num>
+</w:numbering>
 </file>
 
 <file path=word/styles.xml><?xml version="1.0" encoding="utf-8"?>
@@ -1436,6 +4047,17 @@
     <w:semiHidden/>
     <w:unhideWhenUsed/>
   </w:style>
+  <w:style w:type="paragraph" w:styleId="ListParagraph">
+    <w:name w:val="List Paragraph"/>
+    <w:basedOn w:val="Normal"/>
+    <w:uiPriority w:val="34"/>
+    <w:qFormat/>
+    <w:rsid w:val="00C44CE0"/>
+    <w:pPr>
+      <w:ind w:left="720"/>
+      <w:contextualSpacing/>
+    </w:pPr>
+  </w:style>
 </w:styles>
 </file>
 
